--- a/docs/1_техническое_задание.docx
+++ b/docs/1_техническое_задание.docx
@@ -2,15 +2,52 @@
 <file path=word/document.xml><?xml version="1.0" encoding="utf-8"?>
 <w:document xmlns:wpc="http://schemas.microsoft.com/office/word/2010/wordprocessingCanvas" xmlns:mo="http://schemas.microsoft.com/office/mac/office/2008/main" xmlns:mc="http://schemas.openxmlformats.org/markup-compatibility/2006" xmlns:mv="urn:schemas-microsoft-com:mac:vml" xmlns:o="urn:schemas-microsoft-com:office:office" xmlns:r="http://schemas.openxmlformats.org/officeDocument/2006/relationships" xmlns:m="http://schemas.openxmlformats.org/officeDocument/2006/math" xmlns:v="urn:schemas-microsoft-com:vml" xmlns:wp14="http://schemas.microsoft.com/office/word/2010/wordprocessingDrawing" xmlns:wp="http://schemas.openxmlformats.org/drawingml/2006/wordprocessingDrawing" xmlns:w10="urn:schemas-microsoft-com:office:word" xmlns:w="http://schemas.openxmlformats.org/wordprocessingml/2006/main" xmlns:w14="http://schemas.microsoft.com/office/word/2010/wordml" xmlns:wpg="http://schemas.microsoft.com/office/word/2010/wordprocessingGroup" xmlns:wpi="http://schemas.microsoft.com/office/word/2010/wordprocessingInk" xmlns:wne="http://schemas.microsoft.com/office/word/2006/wordml" xmlns:wps="http://schemas.microsoft.com/office/word/2010/wordprocessingShape" mc:Ignorable="w14 wp14">
   <w:body>
-    <w:p/>
     <w:p>
       <w:pPr>
-        <w:pStyle w:val="Title"/>
         <w:jc w:val="center"/>
       </w:pPr>
       <w:r>
-        <w:t>ТЕХНИЧЕСКОЕ ЗАДАНИЕ</w:t>
+        <w:rPr>
+          <w:rFonts w:ascii="Times New Roman" w:hAnsi="Times New Roman"/>
+          <w:b/>
+          <w:sz w:val="28"/>
+        </w:rPr>
+        <w:t>АВТОНОМНАЯ НЕКОММЕРЧЕСКАЯ ОРГАНИЗАЦИЯ ПРОФЕССИОНАЛЬНАЯ</w:t>
+        <w:br/>
+        <w:t>ОБРАЗОВАТЕЛЬНАЯ ОРГАНИЗАЦИЯ МОСКОВСКИЙ МЕЖДУНАРОДНЫЙ КОЛЛЕДЖ</w:t>
+        <w:br/>
+        <w:t>ЦИФРОВЫХ ТЕХНОЛОГИЙ «АКАДЕМИЯ ТОП»</w:t>
       </w:r>
+    </w:p>
+    <w:p>
+      <w:pPr>
+        <w:spacing w:after="0" w:before="0"/>
+      </w:pPr>
+    </w:p>
+    <w:p>
+      <w:pPr>
+        <w:spacing w:after="0" w:before="0"/>
+      </w:pPr>
+    </w:p>
+    <w:p>
+      <w:pPr>
+        <w:spacing w:after="0" w:before="0"/>
+      </w:pPr>
+    </w:p>
+    <w:p>
+      <w:pPr>
+        <w:spacing w:after="0" w:before="0"/>
+      </w:pPr>
+    </w:p>
+    <w:p>
+      <w:pPr>
+        <w:spacing w:after="0" w:before="0"/>
+      </w:pPr>
+    </w:p>
+    <w:p>
+      <w:pPr>
+        <w:spacing w:after="0" w:before="0"/>
+      </w:pPr>
     </w:p>
     <w:p>
       <w:pPr>
@@ -19,28 +56,235 @@
       <w:r>
         <w:rPr>
           <w:rFonts w:ascii="Times New Roman" w:hAnsi="Times New Roman"/>
-          <w:sz w:val="28"/>
+          <w:b/>
+          <w:sz w:val="32"/>
         </w:rPr>
-        <w:t>Техническое задание на разработку программного обеспечения</w:t>
+        <w:t>Техническая документация</w:t>
+        <w:br/>
+        <w:t>к проекту</w:t>
         <w:br/>
         <w:t>«DotaTrener — платформа для поиска и взаимодействия с тренерами по Dota 2»</w:t>
       </w:r>
     </w:p>
     <w:p>
       <w:pPr>
+        <w:spacing w:after="0" w:before="0"/>
+      </w:pPr>
+    </w:p>
+    <w:p>
+      <w:pPr>
+        <w:spacing w:after="0" w:before="0"/>
+      </w:pPr>
+    </w:p>
+    <w:p>
+      <w:pPr>
+        <w:spacing w:after="0" w:before="0"/>
+      </w:pPr>
+    </w:p>
+    <w:p>
+      <w:pPr>
+        <w:spacing w:after="0" w:before="0"/>
+      </w:pPr>
+    </w:p>
+    <w:p>
+      <w:pPr>
+        <w:spacing w:after="40"/>
+        <w:jc w:val="right"/>
+      </w:pPr>
+      <w:r>
+        <w:rPr>
+          <w:rFonts w:ascii="Times New Roman" w:hAnsi="Times New Roman"/>
+          <w:sz w:val="28"/>
+        </w:rPr>
+        <w:t>Работа студента</w:t>
+      </w:r>
+    </w:p>
+    <w:p>
+      <w:pPr>
+        <w:spacing w:after="40" w:before="0"/>
+        <w:jc w:val="right"/>
+      </w:pPr>
+      <w:r>
+        <w:rPr>
+          <w:rFonts w:ascii="Times New Roman" w:hAnsi="Times New Roman"/>
+          <w:b/>
+          <w:sz w:val="28"/>
+        </w:rPr>
+        <w:t>Иванов</w:t>
+      </w:r>
+    </w:p>
+    <w:p>
+      <w:pPr>
+        <w:spacing w:after="40" w:before="0"/>
+        <w:jc w:val="right"/>
+      </w:pPr>
+      <w:r>
+        <w:rPr>
+          <w:rFonts w:ascii="Times New Roman" w:hAnsi="Times New Roman"/>
+          <w:b/>
+          <w:sz w:val="28"/>
+        </w:rPr>
+        <w:t>Иван</w:t>
+      </w:r>
+    </w:p>
+    <w:p>
+      <w:pPr>
+        <w:spacing w:after="40" w:before="0"/>
+        <w:jc w:val="right"/>
+      </w:pPr>
+      <w:r>
+        <w:rPr>
+          <w:rFonts w:ascii="Times New Roman" w:hAnsi="Times New Roman"/>
+          <w:b/>
+          <w:sz w:val="28"/>
+        </w:rPr>
+        <w:t>Иванович</w:t>
+      </w:r>
+    </w:p>
+    <w:p>
+      <w:pPr>
+        <w:spacing w:after="40"/>
+        <w:jc w:val="right"/>
+      </w:pPr>
+      <w:r>
+        <w:rPr>
+          <w:rFonts w:ascii="Times New Roman" w:hAnsi="Times New Roman"/>
+          <w:sz w:val="28"/>
+        </w:rPr>
+        <w:t>Обучающегося 9/1-РПО-24/1</w:t>
+      </w:r>
+    </w:p>
+    <w:p>
+      <w:pPr>
+        <w:spacing w:after="0" w:before="0"/>
+      </w:pPr>
+    </w:p>
+    <w:p>
+      <w:pPr>
+        <w:spacing w:after="0" w:before="0"/>
+      </w:pPr>
+    </w:p>
+    <w:p>
+      <w:pPr>
+        <w:spacing w:after="40"/>
+        <w:jc w:val="right"/>
+      </w:pPr>
+      <w:r>
+        <w:rPr>
+          <w:rFonts w:ascii="Times New Roman" w:hAnsi="Times New Roman"/>
+          <w:sz w:val="28"/>
+        </w:rPr>
+        <w:t>Руководитель проекта</w:t>
+      </w:r>
+    </w:p>
+    <w:p>
+      <w:pPr>
+        <w:spacing w:after="40" w:before="0"/>
+        <w:jc w:val="right"/>
+      </w:pPr>
+      <w:r>
+        <w:rPr>
+          <w:rFonts w:ascii="Times New Roman" w:hAnsi="Times New Roman"/>
+          <w:b/>
+          <w:sz w:val="28"/>
+        </w:rPr>
+        <w:t>Овсейко Наталья</w:t>
+      </w:r>
+    </w:p>
+    <w:p>
+      <w:pPr>
+        <w:spacing w:after="40" w:before="0"/>
+        <w:jc w:val="right"/>
+      </w:pPr>
+      <w:r>
+        <w:rPr>
+          <w:rFonts w:ascii="Times New Roman" w:hAnsi="Times New Roman"/>
+          <w:b/>
+          <w:sz w:val="28"/>
+        </w:rPr>
+        <w:t>Павловна</w:t>
+      </w:r>
+    </w:p>
+    <w:p>
+      <w:pPr>
+        <w:spacing w:after="0" w:before="0"/>
+      </w:pPr>
+    </w:p>
+    <w:p>
+      <w:pPr>
+        <w:spacing w:after="0" w:before="0"/>
+      </w:pPr>
+    </w:p>
+    <w:p>
+      <w:pPr>
+        <w:spacing w:after="0" w:before="0"/>
+      </w:pPr>
+    </w:p>
+    <w:p>
+      <w:pPr>
+        <w:spacing w:after="0" w:before="0"/>
+      </w:pPr>
+    </w:p>
+    <w:p>
+      <w:pPr>
+        <w:spacing w:after="40"/>
+        <w:jc w:val="left"/>
+      </w:pPr>
+      <w:r>
+        <w:rPr>
+          <w:rFonts w:ascii="Times New Roman" w:hAnsi="Times New Roman"/>
+          <w:sz w:val="28"/>
+        </w:rPr>
+        <w:t>Работа допущена к защите «___» _________2024г</w:t>
+      </w:r>
+    </w:p>
+    <w:p>
+      <w:pPr>
+        <w:spacing w:after="40"/>
+        <w:jc w:val="left"/>
+      </w:pPr>
+      <w:r>
+        <w:rPr>
+          <w:rFonts w:ascii="Times New Roman" w:hAnsi="Times New Roman"/>
+          <w:sz w:val="28"/>
+        </w:rPr>
+        <w:t>Подпись руководителя проекта ___________________ (________________)</w:t>
+      </w:r>
+    </w:p>
+    <w:p>
+      <w:pPr>
+        <w:spacing w:after="0" w:before="0"/>
+      </w:pPr>
+    </w:p>
+    <w:p>
+      <w:pPr>
+        <w:spacing w:after="0" w:before="0"/>
+      </w:pPr>
+    </w:p>
+    <w:p>
+      <w:pPr>
+        <w:spacing w:after="40"/>
         <w:jc w:val="center"/>
       </w:pPr>
       <w:r>
         <w:rPr>
           <w:rFonts w:ascii="Times New Roman" w:hAnsi="Times New Roman"/>
-          <w:i/>
-          <w:sz w:val="22"/>
+          <w:sz w:val="28"/>
         </w:rPr>
-        <w:t>Шифр документа: ТЗ-DotaTrener-001</w:t>
-        <w:br/>
-        <w:t>Версия: 1.0</w:t>
-        <w:br/>
-        <w:t>Дата составления: 2026</w:t>
+        <w:t>г. Оренбург</w:t>
+      </w:r>
+    </w:p>
+    <w:p>
+      <w:pPr>
+        <w:spacing w:after="40"/>
+        <w:jc w:val="center"/>
+      </w:pPr>
+      <w:r>
+        <w:rPr>
+          <w:rFonts w:ascii="Times New Roman" w:hAnsi="Times New Roman"/>
+          <w:sz w:val="28"/>
+        </w:rPr>
+        <w:t>2025 г.</w:t>
       </w:r>
     </w:p>
     <w:p>
@@ -50,24 +294,13 @@
     </w:p>
     <w:p>
       <w:pPr>
-        <w:pStyle w:val="Heading1"/>
+        <w:pStyle w:val="Title"/>
       </w:pPr>
       <w:r>
         <w:rPr>
           <w:color w:val="0F172A"/>
         </w:rPr>
-        <w:t>1. Назначение и область применения программы</w:t>
-      </w:r>
-    </w:p>
-    <w:p>
-      <w:pPr>
-        <w:pStyle w:val="Heading2"/>
-      </w:pPr>
-      <w:r>
-        <w:rPr>
-          <w:color w:val="0F172A"/>
-        </w:rPr>
-        <w:t>1.1. Назначение программы</w:t>
+        <w:t>ТЕХНИЧЕСКОЕ ЗАДАНИЕ</w:t>
       </w:r>
     </w:p>
     <w:p>
@@ -78,3410 +311,9 @@
           <w:i w:val="0"/>
           <w:sz w:val="22"/>
         </w:rPr>
-        <w:t>DotaTrener — это кроссплатформенное мобильное приложение (веб + Android), предназначенное для поиска, выбора и взаимодействия с тренерами по компьютерной игре Dota 2. Программа обеспечивает:</w:t>
+        <w:t>Содержимое документа...</w:t>
       </w:r>
     </w:p>
-    <w:p>
-      <w:r>
-        <w:rPr>
-          <w:rFonts w:ascii="Times New Roman" w:hAnsi="Times New Roman"/>
-          <w:b w:val="0"/>
-          <w:i w:val="0"/>
-          <w:sz w:val="22"/>
-        </w:rPr>
-        <w:t>• Автоматизированный подбор тренеров на основе рейтинга, специализации и стоимости услуг;</w:t>
-      </w:r>
-    </w:p>
-    <w:p>
-      <w:r>
-        <w:rPr>
-          <w:rFonts w:ascii="Times New Roman" w:hAnsi="Times New Roman"/>
-          <w:b w:val="0"/>
-          <w:i w:val="0"/>
-          <w:sz w:val="22"/>
-        </w:rPr>
-        <w:t>• Просмотр статистики игроков (матчи, герой, KDA, GPM/XPM, нетворс);</w:t>
-      </w:r>
-    </w:p>
-    <w:p>
-      <w:r>
-        <w:rPr>
-          <w:rFonts w:ascii="Times New Roman" w:hAnsi="Times New Roman"/>
-          <w:b w:val="0"/>
-          <w:i w:val="0"/>
-          <w:sz w:val="22"/>
-        </w:rPr>
-        <w:t>• Внутренний мессенджер для общения между игроком и тренером;</w:t>
-      </w:r>
-    </w:p>
-    <w:p>
-      <w:r>
-        <w:rPr>
-          <w:rFonts w:ascii="Times New Roman" w:hAnsi="Times New Roman"/>
-          <w:b w:val="0"/>
-          <w:i w:val="0"/>
-          <w:sz w:val="22"/>
-        </w:rPr>
-        <w:t>• Управление услугами и видео-материалами для тренеров;</w:t>
-      </w:r>
-    </w:p>
-    <w:p>
-      <w:r>
-        <w:rPr>
-          <w:rFonts w:ascii="Times New Roman" w:hAnsi="Times New Roman"/>
-          <w:b w:val="0"/>
-          <w:i w:val="0"/>
-          <w:sz w:val="22"/>
-        </w:rPr>
-        <w:t>• Интеграция со Steam API и Stratz API для получения данных о матчах.</w:t>
-      </w:r>
-    </w:p>
-    <w:p>
-      <w:pPr>
-        <w:pStyle w:val="Heading2"/>
-      </w:pPr>
-      <w:r>
-        <w:rPr>
-          <w:color w:val="0F172A"/>
-        </w:rPr>
-        <w:t>1.2. Область применения</w:t>
-      </w:r>
-    </w:p>
-    <w:p>
-      <w:r>
-        <w:rPr>
-          <w:rFonts w:ascii="Times New Roman" w:hAnsi="Times New Roman"/>
-          <w:b w:val="0"/>
-          <w:i w:val="0"/>
-          <w:sz w:val="22"/>
-        </w:rPr>
-        <w:t>Программа предназначена для использования в сфере киберспортивного коучинга. Целевая аудитория:</w:t>
-      </w:r>
-    </w:p>
-    <w:p>
-      <w:r>
-        <w:rPr>
-          <w:rFonts w:ascii="Times New Roman" w:hAnsi="Times New Roman"/>
-          <w:b w:val="0"/>
-          <w:i w:val="0"/>
-          <w:sz w:val="22"/>
-        </w:rPr>
-        <w:t>• Игроки Dota 2 — поиск тренеров для улучшения навыков игры;</w:t>
-      </w:r>
-    </w:p>
-    <w:p>
-      <w:r>
-        <w:rPr>
-          <w:rFonts w:ascii="Times New Roman" w:hAnsi="Times New Roman"/>
-          <w:b w:val="0"/>
-          <w:i w:val="0"/>
-          <w:sz w:val="22"/>
-        </w:rPr>
-        <w:t>• Тренеры (коучи) — предоставление услуг по разбору матчей, обучению, продвижению своих услуг;</w:t>
-      </w:r>
-    </w:p>
-    <w:p>
-      <w:r>
-        <w:rPr>
-          <w:rFonts w:ascii="Times New Roman" w:hAnsi="Times New Roman"/>
-          <w:b w:val="0"/>
-          <w:i w:val="0"/>
-          <w:sz w:val="22"/>
-        </w:rPr>
-        <w:t>• Администраторы — модерация заявок тренеров.</w:t>
-      </w:r>
-    </w:p>
-    <w:p>
-      <w:pPr>
-        <w:pStyle w:val="Heading2"/>
-      </w:pPr>
-      <w:r>
-        <w:rPr>
-          <w:color w:val="0F172A"/>
-        </w:rPr>
-        <w:t>1.3. Нормативные документы</w:t>
-      </w:r>
-    </w:p>
-    <w:tbl>
-      <w:tblPr>
-        <w:tblStyle w:val="TableGrid"/>
-        <w:tblW w:type="auto" w:w="0"/>
-        <w:jc w:val="center"/>
-        <w:tblLook w:firstColumn="1" w:firstRow="1" w:lastColumn="0" w:lastRow="0" w:noHBand="0" w:noVBand="1" w:val="04A0"/>
-      </w:tblPr>
-      <w:tblGrid>
-        <w:gridCol w:w="4320"/>
-        <w:gridCol w:w="4320"/>
-      </w:tblGrid>
-      <w:tr>
-        <w:tc>
-          <w:tcPr>
-            <w:tcW w:type="dxa" w:w="4320"/>
-            <w:shd w:fill="F97316" w:val="clear"/>
-          </w:tcPr>
-          <w:p>
-            <w:r>
-              <w:rPr>
-                <w:rFonts w:ascii="Times New Roman" w:hAnsi="Times New Roman"/>
-                <w:b/>
-                <w:color w:val="FFFFFF"/>
-                <w:sz w:val="20"/>
-              </w:rPr>
-              <w:t>Документ</w:t>
-            </w:r>
-          </w:p>
-        </w:tc>
-        <w:tc>
-          <w:tcPr>
-            <w:tcW w:type="dxa" w:w="4320"/>
-            <w:shd w:fill="F97316" w:val="clear"/>
-          </w:tcPr>
-          <w:p>
-            <w:r>
-              <w:rPr>
-                <w:rFonts w:ascii="Times New Roman" w:hAnsi="Times New Roman"/>
-                <w:b/>
-                <w:color w:val="FFFFFF"/>
-                <w:sz w:val="20"/>
-              </w:rPr>
-              <w:t>Описание</w:t>
-            </w:r>
-          </w:p>
-        </w:tc>
-      </w:tr>
-      <w:tr>
-        <w:tc>
-          <w:tcPr>
-            <w:tcW w:type="dxa" w:w="4320"/>
-            <w:shd w:fill="F8FAFC" w:val="clear"/>
-          </w:tcPr>
-          <w:p>
-            <w:r>
-              <w:rPr>
-                <w:rFonts w:ascii="Times New Roman" w:hAnsi="Times New Roman"/>
-                <w:sz w:val="20"/>
-              </w:rPr>
-              <w:t>ГОСТ 19.201-78</w:t>
-            </w:r>
-          </w:p>
-        </w:tc>
-        <w:tc>
-          <w:tcPr>
-            <w:tcW w:type="dxa" w:w="4320"/>
-            <w:shd w:fill="F8FAFC" w:val="clear"/>
-          </w:tcPr>
-          <w:p>
-            <w:r>
-              <w:rPr>
-                <w:rFonts w:ascii="Times New Roman" w:hAnsi="Times New Roman"/>
-                <w:sz w:val="20"/>
-              </w:rPr>
-              <w:t>Техническое задание. Требования к содержанию и оформлению</w:t>
-            </w:r>
-          </w:p>
-        </w:tc>
-      </w:tr>
-      <w:tr>
-        <w:tc>
-          <w:tcPr>
-            <w:tcW w:type="dxa" w:w="4320"/>
-          </w:tcPr>
-          <w:p>
-            <w:r>
-              <w:rPr>
-                <w:rFonts w:ascii="Times New Roman" w:hAnsi="Times New Roman"/>
-                <w:sz w:val="20"/>
-              </w:rPr>
-              <w:t>ГОСТ 19.404-78</w:t>
-            </w:r>
-          </w:p>
-        </w:tc>
-        <w:tc>
-          <w:tcPr>
-            <w:tcW w:type="dxa" w:w="4320"/>
-          </w:tcPr>
-          <w:p>
-            <w:r>
-              <w:rPr>
-                <w:rFonts w:ascii="Times New Roman" w:hAnsi="Times New Roman"/>
-                <w:sz w:val="20"/>
-              </w:rPr>
-              <w:t>Пояснительная записка. Требования к содержанию и оформлению</w:t>
-            </w:r>
-          </w:p>
-        </w:tc>
-      </w:tr>
-      <w:tr>
-        <w:tc>
-          <w:tcPr>
-            <w:tcW w:type="dxa" w:w="4320"/>
-            <w:shd w:fill="F8FAFC" w:val="clear"/>
-          </w:tcPr>
-          <w:p>
-            <w:r>
-              <w:rPr>
-                <w:rFonts w:ascii="Times New Roman" w:hAnsi="Times New Roman"/>
-                <w:sz w:val="20"/>
-              </w:rPr>
-              <w:t>ГОСТ 19.402-78</w:t>
-            </w:r>
-          </w:p>
-        </w:tc>
-        <w:tc>
-          <w:tcPr>
-            <w:tcW w:type="dxa" w:w="4320"/>
-            <w:shd w:fill="F8FAFC" w:val="clear"/>
-          </w:tcPr>
-          <w:p>
-            <w:r>
-              <w:rPr>
-                <w:rFonts w:ascii="Times New Roman" w:hAnsi="Times New Roman"/>
-                <w:sz w:val="20"/>
-              </w:rPr>
-              <w:t>Описание программы. Требования к содержанию и оформлению</w:t>
-            </w:r>
-          </w:p>
-        </w:tc>
-      </w:tr>
-      <w:tr>
-        <w:tc>
-          <w:tcPr>
-            <w:tcW w:type="dxa" w:w="4320"/>
-          </w:tcPr>
-          <w:p>
-            <w:r>
-              <w:rPr>
-                <w:rFonts w:ascii="Times New Roman" w:hAnsi="Times New Roman"/>
-                <w:sz w:val="20"/>
-              </w:rPr>
-              <w:t>ГОСТ 19.401-78</w:t>
-            </w:r>
-          </w:p>
-        </w:tc>
-        <w:tc>
-          <w:tcPr>
-            <w:tcW w:type="dxa" w:w="4320"/>
-          </w:tcPr>
-          <w:p>
-            <w:r>
-              <w:rPr>
-                <w:rFonts w:ascii="Times New Roman" w:hAnsi="Times New Roman"/>
-                <w:sz w:val="20"/>
-              </w:rPr>
-              <w:t>Текст программы. Требования к содержанию и оформлению</w:t>
-            </w:r>
-          </w:p>
-        </w:tc>
-      </w:tr>
-      <w:tr>
-        <w:tc>
-          <w:tcPr>
-            <w:tcW w:type="dxa" w:w="4320"/>
-            <w:shd w:fill="F8FAFC" w:val="clear"/>
-          </w:tcPr>
-          <w:p>
-            <w:r>
-              <w:rPr>
-                <w:rFonts w:ascii="Times New Roman" w:hAnsi="Times New Roman"/>
-                <w:sz w:val="20"/>
-              </w:rPr>
-              <w:t>ГОСТ 19.504-78</w:t>
-            </w:r>
-          </w:p>
-        </w:tc>
-        <w:tc>
-          <w:tcPr>
-            <w:tcW w:type="dxa" w:w="4320"/>
-            <w:shd w:fill="F8FAFC" w:val="clear"/>
-          </w:tcPr>
-          <w:p>
-            <w:r>
-              <w:rPr>
-                <w:rFonts w:ascii="Times New Roman" w:hAnsi="Times New Roman"/>
-                <w:sz w:val="20"/>
-              </w:rPr>
-              <w:t>Руководство программиста. Требования к содержанию и оформлению</w:t>
-            </w:r>
-          </w:p>
-        </w:tc>
-      </w:tr>
-      <w:tr>
-        <w:tc>
-          <w:tcPr>
-            <w:tcW w:type="dxa" w:w="4320"/>
-          </w:tcPr>
-          <w:p>
-            <w:r>
-              <w:rPr>
-                <w:rFonts w:ascii="Times New Roman" w:hAnsi="Times New Roman"/>
-                <w:sz w:val="20"/>
-              </w:rPr>
-              <w:t>ГОСТ 19.505-78</w:t>
-            </w:r>
-          </w:p>
-        </w:tc>
-        <w:tc>
-          <w:tcPr>
-            <w:tcW w:type="dxa" w:w="4320"/>
-          </w:tcPr>
-          <w:p>
-            <w:r>
-              <w:rPr>
-                <w:rFonts w:ascii="Times New Roman" w:hAnsi="Times New Roman"/>
-                <w:sz w:val="20"/>
-              </w:rPr>
-              <w:t>Руководство пользователя. Требования к содержанию и оформлению</w:t>
-            </w:r>
-          </w:p>
-        </w:tc>
-      </w:tr>
-    </w:tbl>
-    <w:p/>
-    <w:p>
-      <w:pPr>
-        <w:pStyle w:val="Heading1"/>
-      </w:pPr>
-      <w:r>
-        <w:rPr>
-          <w:color w:val="0F172A"/>
-        </w:rPr>
-        <w:t>2. Требования к функционалу</w:t>
-      </w:r>
-    </w:p>
-    <w:p>
-      <w:pPr>
-        <w:pStyle w:val="Heading2"/>
-      </w:pPr>
-      <w:r>
-        <w:rPr>
-          <w:color w:val="0F172A"/>
-        </w:rPr>
-        <w:t>2.1. Функциональные требования</w:t>
-      </w:r>
-    </w:p>
-    <w:p>
-      <w:pPr>
-        <w:pStyle w:val="Heading3"/>
-      </w:pPr>
-      <w:r>
-        <w:rPr>
-          <w:color w:val="0F172A"/>
-        </w:rPr>
-        <w:t>2.1.1. Авторизация и аутентификация</w:t>
-      </w:r>
-    </w:p>
-    <w:tbl>
-      <w:tblPr>
-        <w:tblStyle w:val="TableGrid"/>
-        <w:tblW w:type="auto" w:w="0"/>
-        <w:jc w:val="center"/>
-        <w:tblLook w:firstColumn="1" w:firstRow="1" w:lastColumn="0" w:lastRow="0" w:noHBand="0" w:noVBand="1" w:val="04A0"/>
-      </w:tblPr>
-      <w:tblGrid>
-        <w:gridCol w:w="2880"/>
-        <w:gridCol w:w="2880"/>
-        <w:gridCol w:w="2880"/>
-      </w:tblGrid>
-      <w:tr>
-        <w:tc>
-          <w:tcPr>
-            <w:tcW w:type="dxa" w:w="2880"/>
-            <w:shd w:fill="F97316" w:val="clear"/>
-          </w:tcPr>
-          <w:p>
-            <w:r>
-              <w:rPr>
-                <w:rFonts w:ascii="Times New Roman" w:hAnsi="Times New Roman"/>
-                <w:b/>
-                <w:color w:val="FFFFFF"/>
-                <w:sz w:val="20"/>
-              </w:rPr>
-              <w:t>ID</w:t>
-            </w:r>
-          </w:p>
-        </w:tc>
-        <w:tc>
-          <w:tcPr>
-            <w:tcW w:type="dxa" w:w="2880"/>
-            <w:shd w:fill="F97316" w:val="clear"/>
-          </w:tcPr>
-          <w:p>
-            <w:r>
-              <w:rPr>
-                <w:rFonts w:ascii="Times New Roman" w:hAnsi="Times New Roman"/>
-                <w:b/>
-                <w:color w:val="FFFFFF"/>
-                <w:sz w:val="20"/>
-              </w:rPr>
-              <w:t>Требование</w:t>
-            </w:r>
-          </w:p>
-        </w:tc>
-        <w:tc>
-          <w:tcPr>
-            <w:tcW w:type="dxa" w:w="2880"/>
-            <w:shd w:fill="F97316" w:val="clear"/>
-          </w:tcPr>
-          <w:p>
-            <w:r>
-              <w:rPr>
-                <w:rFonts w:ascii="Times New Roman" w:hAnsi="Times New Roman"/>
-                <w:b/>
-                <w:color w:val="FFFFFF"/>
-                <w:sz w:val="20"/>
-              </w:rPr>
-              <w:t>Приоритет</w:t>
-            </w:r>
-          </w:p>
-        </w:tc>
-      </w:tr>
-      <w:tr>
-        <w:tc>
-          <w:tcPr>
-            <w:tcW w:type="dxa" w:w="2880"/>
-            <w:shd w:fill="F8FAFC" w:val="clear"/>
-          </w:tcPr>
-          <w:p>
-            <w:r>
-              <w:rPr>
-                <w:rFonts w:ascii="Times New Roman" w:hAnsi="Times New Roman"/>
-                <w:sz w:val="20"/>
-              </w:rPr>
-              <w:t>F-01</w:t>
-            </w:r>
-          </w:p>
-        </w:tc>
-        <w:tc>
-          <w:tcPr>
-            <w:tcW w:type="dxa" w:w="2880"/>
-            <w:shd w:fill="F8FAFC" w:val="clear"/>
-          </w:tcPr>
-          <w:p>
-            <w:r>
-              <w:rPr>
-                <w:rFonts w:ascii="Times New Roman" w:hAnsi="Times New Roman"/>
-                <w:sz w:val="20"/>
-              </w:rPr>
-              <w:t>Аутентификация пользователя через Steam OpenID</w:t>
-            </w:r>
-          </w:p>
-        </w:tc>
-        <w:tc>
-          <w:tcPr>
-            <w:tcW w:type="dxa" w:w="2880"/>
-            <w:shd w:fill="F8FAFC" w:val="clear"/>
-          </w:tcPr>
-          <w:p>
-            <w:r>
-              <w:rPr>
-                <w:rFonts w:ascii="Times New Roman" w:hAnsi="Times New Roman"/>
-                <w:sz w:val="20"/>
-              </w:rPr>
-              <w:t>Обязательное</w:t>
-            </w:r>
-          </w:p>
-        </w:tc>
-      </w:tr>
-      <w:tr>
-        <w:tc>
-          <w:tcPr>
-            <w:tcW w:type="dxa" w:w="2880"/>
-          </w:tcPr>
-          <w:p>
-            <w:r>
-              <w:rPr>
-                <w:rFonts w:ascii="Times New Roman" w:hAnsi="Times New Roman"/>
-                <w:sz w:val="20"/>
-              </w:rPr>
-              <w:t>F-02</w:t>
-            </w:r>
-          </w:p>
-        </w:tc>
-        <w:tc>
-          <w:tcPr>
-            <w:tcW w:type="dxa" w:w="2880"/>
-          </w:tcPr>
-          <w:p>
-            <w:r>
-              <w:rPr>
-                <w:rFonts w:ascii="Times New Roman" w:hAnsi="Times New Roman"/>
-                <w:sz w:val="20"/>
-              </w:rPr>
-              <w:t>Сохранение токена авторизации на клиенте</w:t>
-            </w:r>
-          </w:p>
-        </w:tc>
-        <w:tc>
-          <w:tcPr>
-            <w:tcW w:type="dxa" w:w="2880"/>
-          </w:tcPr>
-          <w:p>
-            <w:r>
-              <w:rPr>
-                <w:rFonts w:ascii="Times New Roman" w:hAnsi="Times New Roman"/>
-                <w:sz w:val="20"/>
-              </w:rPr>
-              <w:t>Обязательное</w:t>
-            </w:r>
-          </w:p>
-        </w:tc>
-      </w:tr>
-      <w:tr>
-        <w:tc>
-          <w:tcPr>
-            <w:tcW w:type="dxa" w:w="2880"/>
-            <w:shd w:fill="F8FAFC" w:val="clear"/>
-          </w:tcPr>
-          <w:p>
-            <w:r>
-              <w:rPr>
-                <w:rFonts w:ascii="Times New Roman" w:hAnsi="Times New Roman"/>
-                <w:sz w:val="20"/>
-              </w:rPr>
-              <w:t>F-03</w:t>
-            </w:r>
-          </w:p>
-        </w:tc>
-        <w:tc>
-          <w:tcPr>
-            <w:tcW w:type="dxa" w:w="2880"/>
-            <w:shd w:fill="F8FAFC" w:val="clear"/>
-          </w:tcPr>
-          <w:p>
-            <w:r>
-              <w:rPr>
-                <w:rFonts w:ascii="Times New Roman" w:hAnsi="Times New Roman"/>
-                <w:sz w:val="20"/>
-              </w:rPr>
-              <w:t>Получение профиля пользователя</w:t>
-            </w:r>
-          </w:p>
-        </w:tc>
-        <w:tc>
-          <w:tcPr>
-            <w:tcW w:type="dxa" w:w="2880"/>
-            <w:shd w:fill="F8FAFC" w:val="clear"/>
-          </w:tcPr>
-          <w:p>
-            <w:r>
-              <w:rPr>
-                <w:rFonts w:ascii="Times New Roman" w:hAnsi="Times New Roman"/>
-                <w:sz w:val="20"/>
-              </w:rPr>
-              <w:t>Обязательное</w:t>
-            </w:r>
-          </w:p>
-        </w:tc>
-      </w:tr>
-    </w:tbl>
-    <w:p/>
-    <w:p>
-      <w:pPr>
-        <w:pStyle w:val="Heading3"/>
-      </w:pPr>
-      <w:r>
-        <w:rPr>
-          <w:color w:val="0F172A"/>
-        </w:rPr>
-        <w:t>2.1.2. Профиль игрока</w:t>
-      </w:r>
-    </w:p>
-    <w:tbl>
-      <w:tblPr>
-        <w:tblStyle w:val="TableGrid"/>
-        <w:tblW w:type="auto" w:w="0"/>
-        <w:jc w:val="center"/>
-        <w:tblLook w:firstColumn="1" w:firstRow="1" w:lastColumn="0" w:lastRow="0" w:noHBand="0" w:noVBand="1" w:val="04A0"/>
-      </w:tblPr>
-      <w:tblGrid>
-        <w:gridCol w:w="2880"/>
-        <w:gridCol w:w="2880"/>
-        <w:gridCol w:w="2880"/>
-      </w:tblGrid>
-      <w:tr>
-        <w:tc>
-          <w:tcPr>
-            <w:tcW w:type="dxa" w:w="2880"/>
-            <w:shd w:fill="F97316" w:val="clear"/>
-          </w:tcPr>
-          <w:p>
-            <w:r>
-              <w:rPr>
-                <w:rFonts w:ascii="Times New Roman" w:hAnsi="Times New Roman"/>
-                <w:b/>
-                <w:color w:val="FFFFFF"/>
-                <w:sz w:val="20"/>
-              </w:rPr>
-              <w:t>ID</w:t>
-            </w:r>
-          </w:p>
-        </w:tc>
-        <w:tc>
-          <w:tcPr>
-            <w:tcW w:type="dxa" w:w="2880"/>
-            <w:shd w:fill="F97316" w:val="clear"/>
-          </w:tcPr>
-          <w:p>
-            <w:r>
-              <w:rPr>
-                <w:rFonts w:ascii="Times New Roman" w:hAnsi="Times New Roman"/>
-                <w:b/>
-                <w:color w:val="FFFFFF"/>
-                <w:sz w:val="20"/>
-              </w:rPr>
-              <w:t>Требование</w:t>
-            </w:r>
-          </w:p>
-        </w:tc>
-        <w:tc>
-          <w:tcPr>
-            <w:tcW w:type="dxa" w:w="2880"/>
-            <w:shd w:fill="F97316" w:val="clear"/>
-          </w:tcPr>
-          <w:p>
-            <w:r>
-              <w:rPr>
-                <w:rFonts w:ascii="Times New Roman" w:hAnsi="Times New Roman"/>
-                <w:b/>
-                <w:color w:val="FFFFFF"/>
-                <w:sz w:val="20"/>
-              </w:rPr>
-              <w:t>Приоритет</w:t>
-            </w:r>
-          </w:p>
-        </w:tc>
-      </w:tr>
-      <w:tr>
-        <w:tc>
-          <w:tcPr>
-            <w:tcW w:type="dxa" w:w="2880"/>
-            <w:shd w:fill="F8FAFC" w:val="clear"/>
-          </w:tcPr>
-          <w:p>
-            <w:r>
-              <w:rPr>
-                <w:rFonts w:ascii="Times New Roman" w:hAnsi="Times New Roman"/>
-                <w:sz w:val="20"/>
-              </w:rPr>
-              <w:t>F-04</w:t>
-            </w:r>
-          </w:p>
-        </w:tc>
-        <w:tc>
-          <w:tcPr>
-            <w:tcW w:type="dxa" w:w="2880"/>
-            <w:shd w:fill="F8FAFC" w:val="clear"/>
-          </w:tcPr>
-          <w:p>
-            <w:r>
-              <w:rPr>
-                <w:rFonts w:ascii="Times New Roman" w:hAnsi="Times New Roman"/>
-                <w:sz w:val="20"/>
-              </w:rPr>
-              <w:t>Отображение профиля: ник, Steam ID, MMR, ранг, аватар</w:t>
-            </w:r>
-          </w:p>
-        </w:tc>
-        <w:tc>
-          <w:tcPr>
-            <w:tcW w:type="dxa" w:w="2880"/>
-            <w:shd w:fill="F8FAFC" w:val="clear"/>
-          </w:tcPr>
-          <w:p>
-            <w:r>
-              <w:rPr>
-                <w:rFonts w:ascii="Times New Roman" w:hAnsi="Times New Roman"/>
-                <w:sz w:val="20"/>
-              </w:rPr>
-              <w:t>Обязательное</w:t>
-            </w:r>
-          </w:p>
-        </w:tc>
-      </w:tr>
-      <w:tr>
-        <w:tc>
-          <w:tcPr>
-            <w:tcW w:type="dxa" w:w="2880"/>
-          </w:tcPr>
-          <w:p>
-            <w:r>
-              <w:rPr>
-                <w:rFonts w:ascii="Times New Roman" w:hAnsi="Times New Roman"/>
-                <w:sz w:val="20"/>
-              </w:rPr>
-              <w:t>F-05</w:t>
-            </w:r>
-          </w:p>
-        </w:tc>
-        <w:tc>
-          <w:tcPr>
-            <w:tcW w:type="dxa" w:w="2880"/>
-          </w:tcPr>
-          <w:p>
-            <w:r>
-              <w:rPr>
-                <w:rFonts w:ascii="Times New Roman" w:hAnsi="Times New Roman"/>
-                <w:sz w:val="20"/>
-              </w:rPr>
-              <w:t>Редактирование имени пользователя</w:t>
-            </w:r>
-          </w:p>
-        </w:tc>
-        <w:tc>
-          <w:tcPr>
-            <w:tcW w:type="dxa" w:w="2880"/>
-          </w:tcPr>
-          <w:p>
-            <w:r>
-              <w:rPr>
-                <w:rFonts w:ascii="Times New Roman" w:hAnsi="Times New Roman"/>
-                <w:sz w:val="20"/>
-              </w:rPr>
-              <w:t>Обязательное</w:t>
-            </w:r>
-          </w:p>
-        </w:tc>
-      </w:tr>
-      <w:tr>
-        <w:tc>
-          <w:tcPr>
-            <w:tcW w:type="dxa" w:w="2880"/>
-            <w:shd w:fill="F8FAFC" w:val="clear"/>
-          </w:tcPr>
-          <w:p>
-            <w:r>
-              <w:rPr>
-                <w:rFonts w:ascii="Times New Roman" w:hAnsi="Times New Roman"/>
-                <w:sz w:val="20"/>
-              </w:rPr>
-              <w:t>F-06</w:t>
-            </w:r>
-          </w:p>
-        </w:tc>
-        <w:tc>
-          <w:tcPr>
-            <w:tcW w:type="dxa" w:w="2880"/>
-            <w:shd w:fill="F8FAFC" w:val="clear"/>
-          </w:tcPr>
-          <w:p>
-            <w:r>
-              <w:rPr>
-                <w:rFonts w:ascii="Times New Roman" w:hAnsi="Times New Roman"/>
-                <w:sz w:val="20"/>
-              </w:rPr>
-              <w:t>Загрузка и обрезка аватара (круглое кадрирование, 256×256)</w:t>
-            </w:r>
-          </w:p>
-        </w:tc>
-        <w:tc>
-          <w:tcPr>
-            <w:tcW w:type="dxa" w:w="2880"/>
-            <w:shd w:fill="F8FAFC" w:val="clear"/>
-          </w:tcPr>
-          <w:p>
-            <w:r>
-              <w:rPr>
-                <w:rFonts w:ascii="Times New Roman" w:hAnsi="Times New Roman"/>
-                <w:sz w:val="20"/>
-              </w:rPr>
-              <w:t>Обязательное</w:t>
-            </w:r>
-          </w:p>
-        </w:tc>
-      </w:tr>
-      <w:tr>
-        <w:tc>
-          <w:tcPr>
-            <w:tcW w:type="dxa" w:w="2880"/>
-          </w:tcPr>
-          <w:p>
-            <w:r>
-              <w:rPr>
-                <w:rFonts w:ascii="Times New Roman" w:hAnsi="Times New Roman"/>
-                <w:sz w:val="20"/>
-              </w:rPr>
-              <w:t>F-07</w:t>
-            </w:r>
-          </w:p>
-        </w:tc>
-        <w:tc>
-          <w:tcPr>
-            <w:tcW w:type="dxa" w:w="2880"/>
-          </w:tcPr>
-          <w:p>
-            <w:r>
-              <w:rPr>
-                <w:rFonts w:ascii="Times New Roman" w:hAnsi="Times New Roman"/>
-                <w:sz w:val="20"/>
-              </w:rPr>
-              <w:t>Привязка/отвязка аккаунта Steam</w:t>
-            </w:r>
-          </w:p>
-        </w:tc>
-        <w:tc>
-          <w:tcPr>
-            <w:tcW w:type="dxa" w:w="2880"/>
-          </w:tcPr>
-          <w:p>
-            <w:r>
-              <w:rPr>
-                <w:rFonts w:ascii="Times New Roman" w:hAnsi="Times New Roman"/>
-                <w:sz w:val="20"/>
-              </w:rPr>
-              <w:t>Обязательное</w:t>
-            </w:r>
-          </w:p>
-        </w:tc>
-      </w:tr>
-      <w:tr>
-        <w:tc>
-          <w:tcPr>
-            <w:tcW w:type="dxa" w:w="2880"/>
-            <w:shd w:fill="F8FAFC" w:val="clear"/>
-          </w:tcPr>
-          <w:p>
-            <w:r>
-              <w:rPr>
-                <w:rFonts w:ascii="Times New Roman" w:hAnsi="Times New Roman"/>
-                <w:sz w:val="20"/>
-              </w:rPr>
-              <w:t>F-08</w:t>
-            </w:r>
-          </w:p>
-        </w:tc>
-        <w:tc>
-          <w:tcPr>
-            <w:tcW w:type="dxa" w:w="2880"/>
-            <w:shd w:fill="F8FAFC" w:val="clear"/>
-          </w:tcPr>
-          <w:p>
-            <w:r>
-              <w:rPr>
-                <w:rFonts w:ascii="Times New Roman" w:hAnsi="Times New Roman"/>
-                <w:sz w:val="20"/>
-              </w:rPr>
-              <w:t>Ввод и сохранение Stratz API токена</w:t>
-            </w:r>
-          </w:p>
-        </w:tc>
-        <w:tc>
-          <w:tcPr>
-            <w:tcW w:type="dxa" w:w="2880"/>
-            <w:shd w:fill="F8FAFC" w:val="clear"/>
-          </w:tcPr>
-          <w:p>
-            <w:r>
-              <w:rPr>
-                <w:rFonts w:ascii="Times New Roman" w:hAnsi="Times New Roman"/>
-                <w:sz w:val="20"/>
-              </w:rPr>
-              <w:t>Обязательное</w:t>
-            </w:r>
-          </w:p>
-        </w:tc>
-      </w:tr>
-    </w:tbl>
-    <w:p/>
-    <w:p>
-      <w:pPr>
-        <w:pStyle w:val="Heading3"/>
-      </w:pPr>
-      <w:r>
-        <w:rPr>
-          <w:color w:val="0F172A"/>
-        </w:rPr>
-        <w:t>2.1.3. Просмотр матчей</w:t>
-      </w:r>
-    </w:p>
-    <w:tbl>
-      <w:tblPr>
-        <w:tblStyle w:val="TableGrid"/>
-        <w:tblW w:type="auto" w:w="0"/>
-        <w:jc w:val="center"/>
-        <w:tblLook w:firstColumn="1" w:firstRow="1" w:lastColumn="0" w:lastRow="0" w:noHBand="0" w:noVBand="1" w:val="04A0"/>
-      </w:tblPr>
-      <w:tblGrid>
-        <w:gridCol w:w="2880"/>
-        <w:gridCol w:w="2880"/>
-        <w:gridCol w:w="2880"/>
-      </w:tblGrid>
-      <w:tr>
-        <w:tc>
-          <w:tcPr>
-            <w:tcW w:type="dxa" w:w="2880"/>
-            <w:shd w:fill="F97316" w:val="clear"/>
-          </w:tcPr>
-          <w:p>
-            <w:r>
-              <w:rPr>
-                <w:rFonts w:ascii="Times New Roman" w:hAnsi="Times New Roman"/>
-                <w:b/>
-                <w:color w:val="FFFFFF"/>
-                <w:sz w:val="20"/>
-              </w:rPr>
-              <w:t>ID</w:t>
-            </w:r>
-          </w:p>
-        </w:tc>
-        <w:tc>
-          <w:tcPr>
-            <w:tcW w:type="dxa" w:w="2880"/>
-            <w:shd w:fill="F97316" w:val="clear"/>
-          </w:tcPr>
-          <w:p>
-            <w:r>
-              <w:rPr>
-                <w:rFonts w:ascii="Times New Roman" w:hAnsi="Times New Roman"/>
-                <w:b/>
-                <w:color w:val="FFFFFF"/>
-                <w:sz w:val="20"/>
-              </w:rPr>
-              <w:t>Требование</w:t>
-            </w:r>
-          </w:p>
-        </w:tc>
-        <w:tc>
-          <w:tcPr>
-            <w:tcW w:type="dxa" w:w="2880"/>
-            <w:shd w:fill="F97316" w:val="clear"/>
-          </w:tcPr>
-          <w:p>
-            <w:r>
-              <w:rPr>
-                <w:rFonts w:ascii="Times New Roman" w:hAnsi="Times New Roman"/>
-                <w:b/>
-                <w:color w:val="FFFFFF"/>
-                <w:sz w:val="20"/>
-              </w:rPr>
-              <w:t>Приоритет</w:t>
-            </w:r>
-          </w:p>
-        </w:tc>
-      </w:tr>
-      <w:tr>
-        <w:tc>
-          <w:tcPr>
-            <w:tcW w:type="dxa" w:w="2880"/>
-            <w:shd w:fill="F8FAFC" w:val="clear"/>
-          </w:tcPr>
-          <w:p>
-            <w:r>
-              <w:rPr>
-                <w:rFonts w:ascii="Times New Roman" w:hAnsi="Times New Roman"/>
-                <w:sz w:val="20"/>
-              </w:rPr>
-              <w:t>F-09</w:t>
-            </w:r>
-          </w:p>
-        </w:tc>
-        <w:tc>
-          <w:tcPr>
-            <w:tcW w:type="dxa" w:w="2880"/>
-            <w:shd w:fill="F8FAFC" w:val="clear"/>
-          </w:tcPr>
-          <w:p>
-            <w:r>
-              <w:rPr>
-                <w:rFonts w:ascii="Times New Roman" w:hAnsi="Times New Roman"/>
-                <w:sz w:val="20"/>
-              </w:rPr>
-              <w:t>Список последних 20 матчей игрока</w:t>
-            </w:r>
-          </w:p>
-        </w:tc>
-        <w:tc>
-          <w:tcPr>
-            <w:tcW w:type="dxa" w:w="2880"/>
-            <w:shd w:fill="F8FAFC" w:val="clear"/>
-          </w:tcPr>
-          <w:p>
-            <w:r>
-              <w:rPr>
-                <w:rFonts w:ascii="Times New Roman" w:hAnsi="Times New Roman"/>
-                <w:sz w:val="20"/>
-              </w:rPr>
-              <w:t>Обязательное</w:t>
-            </w:r>
-          </w:p>
-        </w:tc>
-      </w:tr>
-      <w:tr>
-        <w:tc>
-          <w:tcPr>
-            <w:tcW w:type="dxa" w:w="2880"/>
-          </w:tcPr>
-          <w:p>
-            <w:r>
-              <w:rPr>
-                <w:rFonts w:ascii="Times New Roman" w:hAnsi="Times New Roman"/>
-                <w:sz w:val="20"/>
-              </w:rPr>
-              <w:t>F-10</w:t>
-            </w:r>
-          </w:p>
-        </w:tc>
-        <w:tc>
-          <w:tcPr>
-            <w:tcW w:type="dxa" w:w="2880"/>
-          </w:tcPr>
-          <w:p>
-            <w:r>
-              <w:rPr>
-                <w:rFonts w:ascii="Times New Roman" w:hAnsi="Times New Roman"/>
-                <w:sz w:val="20"/>
-              </w:rPr>
-              <w:t>Детальный просмотр матча</w:t>
-            </w:r>
-          </w:p>
-        </w:tc>
-        <w:tc>
-          <w:tcPr>
-            <w:tcW w:type="dxa" w:w="2880"/>
-          </w:tcPr>
-          <w:p>
-            <w:r>
-              <w:rPr>
-                <w:rFonts w:ascii="Times New Roman" w:hAnsi="Times New Roman"/>
-                <w:sz w:val="20"/>
-              </w:rPr>
-              <w:t>Обязательное</w:t>
-            </w:r>
-          </w:p>
-        </w:tc>
-      </w:tr>
-      <w:tr>
-        <w:tc>
-          <w:tcPr>
-            <w:tcW w:type="dxa" w:w="2880"/>
-            <w:shd w:fill="F8FAFC" w:val="clear"/>
-          </w:tcPr>
-          <w:p>
-            <w:r>
-              <w:rPr>
-                <w:rFonts w:ascii="Times New Roman" w:hAnsi="Times New Roman"/>
-                <w:sz w:val="20"/>
-              </w:rPr>
-              <w:t>F-11</w:t>
-            </w:r>
-          </w:p>
-        </w:tc>
-        <w:tc>
-          <w:tcPr>
-            <w:tcW w:type="dxa" w:w="2880"/>
-            <w:shd w:fill="F8FAFC" w:val="clear"/>
-          </w:tcPr>
-          <w:p>
-            <w:r>
-              <w:rPr>
-                <w:rFonts w:ascii="Times New Roman" w:hAnsi="Times New Roman"/>
-                <w:sz w:val="20"/>
-              </w:rPr>
-              <w:t>График нетворса команд</w:t>
-            </w:r>
-          </w:p>
-        </w:tc>
-        <w:tc>
-          <w:tcPr>
-            <w:tcW w:type="dxa" w:w="2880"/>
-            <w:shd w:fill="F8FAFC" w:val="clear"/>
-          </w:tcPr>
-          <w:p>
-            <w:r>
-              <w:rPr>
-                <w:rFonts w:ascii="Times New Roman" w:hAnsi="Times New Roman"/>
-                <w:sz w:val="20"/>
-              </w:rPr>
-              <w:t>Обязательное</w:t>
-            </w:r>
-          </w:p>
-        </w:tc>
-      </w:tr>
-      <w:tr>
-        <w:tc>
-          <w:tcPr>
-            <w:tcW w:type="dxa" w:w="2880"/>
-          </w:tcPr>
-          <w:p>
-            <w:r>
-              <w:rPr>
-                <w:rFonts w:ascii="Times New Roman" w:hAnsi="Times New Roman"/>
-                <w:sz w:val="20"/>
-              </w:rPr>
-              <w:t>F-12</w:t>
-            </w:r>
-          </w:p>
-        </w:tc>
-        <w:tc>
-          <w:tcPr>
-            <w:tcW w:type="dxa" w:w="2880"/>
-          </w:tcPr>
-          <w:p>
-            <w:r>
-              <w:rPr>
-                <w:rFonts w:ascii="Times New Roman" w:hAnsi="Times New Roman"/>
-                <w:sz w:val="20"/>
-              </w:rPr>
-              <w:t>Сравнение урона по героям и вышкам</w:t>
-            </w:r>
-          </w:p>
-        </w:tc>
-        <w:tc>
-          <w:tcPr>
-            <w:tcW w:type="dxa" w:w="2880"/>
-          </w:tcPr>
-          <w:p>
-            <w:r>
-              <w:rPr>
-                <w:rFonts w:ascii="Times New Roman" w:hAnsi="Times New Roman"/>
-                <w:sz w:val="20"/>
-              </w:rPr>
-              <w:t>Обязательное</w:t>
-            </w:r>
-          </w:p>
-        </w:tc>
-      </w:tr>
-      <w:tr>
-        <w:tc>
-          <w:tcPr>
-            <w:tcW w:type="dxa" w:w="2880"/>
-            <w:shd w:fill="F8FAFC" w:val="clear"/>
-          </w:tcPr>
-          <w:p>
-            <w:r>
-              <w:rPr>
-                <w:rFonts w:ascii="Times New Roman" w:hAnsi="Times New Roman"/>
-                <w:sz w:val="20"/>
-              </w:rPr>
-              <w:t>F-13</w:t>
-            </w:r>
-          </w:p>
-        </w:tc>
-        <w:tc>
-          <w:tcPr>
-            <w:tcW w:type="dxa" w:w="2880"/>
-            <w:shd w:fill="F8FAFC" w:val="clear"/>
-          </w:tcPr>
-          <w:p>
-            <w:r>
-              <w:rPr>
-                <w:rFonts w:ascii="Times New Roman" w:hAnsi="Times New Roman"/>
-                <w:sz w:val="20"/>
-              </w:rPr>
-              <w:t>Просмотр сборок героев</w:t>
-            </w:r>
-          </w:p>
-        </w:tc>
-        <w:tc>
-          <w:tcPr>
-            <w:tcW w:type="dxa" w:w="2880"/>
-            <w:shd w:fill="F8FAFC" w:val="clear"/>
-          </w:tcPr>
-          <w:p>
-            <w:r>
-              <w:rPr>
-                <w:rFonts w:ascii="Times New Roman" w:hAnsi="Times New Roman"/>
-                <w:sz w:val="20"/>
-              </w:rPr>
-              <w:t>Желательное</w:t>
-            </w:r>
-          </w:p>
-        </w:tc>
-      </w:tr>
-    </w:tbl>
-    <w:p/>
-    <w:p>
-      <w:pPr>
-        <w:pStyle w:val="Heading3"/>
-      </w:pPr>
-      <w:r>
-        <w:rPr>
-          <w:color w:val="0F172A"/>
-        </w:rPr>
-        <w:t>2.1.4. Тренеры</w:t>
-      </w:r>
-    </w:p>
-    <w:tbl>
-      <w:tblPr>
-        <w:tblStyle w:val="TableGrid"/>
-        <w:tblW w:type="auto" w:w="0"/>
-        <w:jc w:val="center"/>
-        <w:tblLook w:firstColumn="1" w:firstRow="1" w:lastColumn="0" w:lastRow="0" w:noHBand="0" w:noVBand="1" w:val="04A0"/>
-      </w:tblPr>
-      <w:tblGrid>
-        <w:gridCol w:w="2880"/>
-        <w:gridCol w:w="2880"/>
-        <w:gridCol w:w="2880"/>
-      </w:tblGrid>
-      <w:tr>
-        <w:tc>
-          <w:tcPr>
-            <w:tcW w:type="dxa" w:w="2880"/>
-            <w:shd w:fill="F97316" w:val="clear"/>
-          </w:tcPr>
-          <w:p>
-            <w:r>
-              <w:rPr>
-                <w:rFonts w:ascii="Times New Roman" w:hAnsi="Times New Roman"/>
-                <w:b/>
-                <w:color w:val="FFFFFF"/>
-                <w:sz w:val="20"/>
-              </w:rPr>
-              <w:t>ID</w:t>
-            </w:r>
-          </w:p>
-        </w:tc>
-        <w:tc>
-          <w:tcPr>
-            <w:tcW w:type="dxa" w:w="2880"/>
-            <w:shd w:fill="F97316" w:val="clear"/>
-          </w:tcPr>
-          <w:p>
-            <w:r>
-              <w:rPr>
-                <w:rFonts w:ascii="Times New Roman" w:hAnsi="Times New Roman"/>
-                <w:b/>
-                <w:color w:val="FFFFFF"/>
-                <w:sz w:val="20"/>
-              </w:rPr>
-              <w:t>Требование</w:t>
-            </w:r>
-          </w:p>
-        </w:tc>
-        <w:tc>
-          <w:tcPr>
-            <w:tcW w:type="dxa" w:w="2880"/>
-            <w:shd w:fill="F97316" w:val="clear"/>
-          </w:tcPr>
-          <w:p>
-            <w:r>
-              <w:rPr>
-                <w:rFonts w:ascii="Times New Roman" w:hAnsi="Times New Roman"/>
-                <w:b/>
-                <w:color w:val="FFFFFF"/>
-                <w:sz w:val="20"/>
-              </w:rPr>
-              <w:t>Приоритет</w:t>
-            </w:r>
-          </w:p>
-        </w:tc>
-      </w:tr>
-      <w:tr>
-        <w:tc>
-          <w:tcPr>
-            <w:tcW w:type="dxa" w:w="2880"/>
-            <w:shd w:fill="F8FAFC" w:val="clear"/>
-          </w:tcPr>
-          <w:p>
-            <w:r>
-              <w:rPr>
-                <w:rFonts w:ascii="Times New Roman" w:hAnsi="Times New Roman"/>
-                <w:sz w:val="20"/>
-              </w:rPr>
-              <w:t>F-17</w:t>
-            </w:r>
-          </w:p>
-        </w:tc>
-        <w:tc>
-          <w:tcPr>
-            <w:tcW w:type="dxa" w:w="2880"/>
-            <w:shd w:fill="F8FAFC" w:val="clear"/>
-          </w:tcPr>
-          <w:p>
-            <w:r>
-              <w:rPr>
-                <w:rFonts w:ascii="Times New Roman" w:hAnsi="Times New Roman"/>
-                <w:sz w:val="20"/>
-              </w:rPr>
-              <w:t>Каталог тренеров с фильтрацией</w:t>
-            </w:r>
-          </w:p>
-        </w:tc>
-        <w:tc>
-          <w:tcPr>
-            <w:tcW w:type="dxa" w:w="2880"/>
-            <w:shd w:fill="F8FAFC" w:val="clear"/>
-          </w:tcPr>
-          <w:p>
-            <w:r>
-              <w:rPr>
-                <w:rFonts w:ascii="Times New Roman" w:hAnsi="Times New Roman"/>
-                <w:sz w:val="20"/>
-              </w:rPr>
-              <w:t>Обязательное</w:t>
-            </w:r>
-          </w:p>
-        </w:tc>
-      </w:tr>
-      <w:tr>
-        <w:tc>
-          <w:tcPr>
-            <w:tcW w:type="dxa" w:w="2880"/>
-          </w:tcPr>
-          <w:p>
-            <w:r>
-              <w:rPr>
-                <w:rFonts w:ascii="Times New Roman" w:hAnsi="Times New Roman"/>
-                <w:sz w:val="20"/>
-              </w:rPr>
-              <w:t>F-18</w:t>
-            </w:r>
-          </w:p>
-        </w:tc>
-        <w:tc>
-          <w:tcPr>
-            <w:tcW w:type="dxa" w:w="2880"/>
-          </w:tcPr>
-          <w:p>
-            <w:r>
-              <w:rPr>
-                <w:rFonts w:ascii="Times New Roman" w:hAnsi="Times New Roman"/>
-                <w:sz w:val="20"/>
-              </w:rPr>
-              <w:t>Страница тренера</w:t>
-            </w:r>
-          </w:p>
-        </w:tc>
-        <w:tc>
-          <w:tcPr>
-            <w:tcW w:type="dxa" w:w="2880"/>
-          </w:tcPr>
-          <w:p>
-            <w:r>
-              <w:rPr>
-                <w:rFonts w:ascii="Times New Roman" w:hAnsi="Times New Roman"/>
-                <w:sz w:val="20"/>
-              </w:rPr>
-              <w:t>Обязательное</w:t>
-            </w:r>
-          </w:p>
-        </w:tc>
-      </w:tr>
-      <w:tr>
-        <w:tc>
-          <w:tcPr>
-            <w:tcW w:type="dxa" w:w="2880"/>
-            <w:shd w:fill="F8FAFC" w:val="clear"/>
-          </w:tcPr>
-          <w:p>
-            <w:r>
-              <w:rPr>
-                <w:rFonts w:ascii="Times New Roman" w:hAnsi="Times New Roman"/>
-                <w:sz w:val="20"/>
-              </w:rPr>
-              <w:t>F-19</w:t>
-            </w:r>
-          </w:p>
-        </w:tc>
-        <w:tc>
-          <w:tcPr>
-            <w:tcW w:type="dxa" w:w="2880"/>
-            <w:shd w:fill="F8FAFC" w:val="clear"/>
-          </w:tcPr>
-          <w:p>
-            <w:r>
-              <w:rPr>
-                <w:rFonts w:ascii="Times New Roman" w:hAnsi="Times New Roman"/>
-                <w:sz w:val="20"/>
-              </w:rPr>
-              <w:t>Список услуг тренера</w:t>
-            </w:r>
-          </w:p>
-        </w:tc>
-        <w:tc>
-          <w:tcPr>
-            <w:tcW w:type="dxa" w:w="2880"/>
-            <w:shd w:fill="F8FAFC" w:val="clear"/>
-          </w:tcPr>
-          <w:p>
-            <w:r>
-              <w:rPr>
-                <w:rFonts w:ascii="Times New Roman" w:hAnsi="Times New Roman"/>
-                <w:sz w:val="20"/>
-              </w:rPr>
-              <w:t>Обязательное</w:t>
-            </w:r>
-          </w:p>
-        </w:tc>
-      </w:tr>
-      <w:tr>
-        <w:tc>
-          <w:tcPr>
-            <w:tcW w:type="dxa" w:w="2880"/>
-          </w:tcPr>
-          <w:p>
-            <w:r>
-              <w:rPr>
-                <w:rFonts w:ascii="Times New Roman" w:hAnsi="Times New Roman"/>
-                <w:sz w:val="20"/>
-              </w:rPr>
-              <w:t>F-21</w:t>
-            </w:r>
-          </w:p>
-        </w:tc>
-        <w:tc>
-          <w:tcPr>
-            <w:tcW w:type="dxa" w:w="2880"/>
-          </w:tcPr>
-          <w:p>
-            <w:r>
-              <w:rPr>
-                <w:rFonts w:ascii="Times New Roman" w:hAnsi="Times New Roman"/>
-                <w:sz w:val="20"/>
-              </w:rPr>
-              <w:t>Отзывы пользователей</w:t>
-            </w:r>
-          </w:p>
-        </w:tc>
-        <w:tc>
-          <w:tcPr>
-            <w:tcW w:type="dxa" w:w="2880"/>
-          </w:tcPr>
-          <w:p>
-            <w:r>
-              <w:rPr>
-                <w:rFonts w:ascii="Times New Roman" w:hAnsi="Times New Roman"/>
-                <w:sz w:val="20"/>
-              </w:rPr>
-              <w:t>Обязательное</w:t>
-            </w:r>
-          </w:p>
-        </w:tc>
-      </w:tr>
-      <w:tr>
-        <w:tc>
-          <w:tcPr>
-            <w:tcW w:type="dxa" w:w="2880"/>
-            <w:shd w:fill="F8FAFC" w:val="clear"/>
-          </w:tcPr>
-          <w:p>
-            <w:r>
-              <w:rPr>
-                <w:rFonts w:ascii="Times New Roman" w:hAnsi="Times New Roman"/>
-                <w:sz w:val="20"/>
-              </w:rPr>
-              <w:t>F-22</w:t>
-            </w:r>
-          </w:p>
-        </w:tc>
-        <w:tc>
-          <w:tcPr>
-            <w:tcW w:type="dxa" w:w="2880"/>
-            <w:shd w:fill="F8FAFC" w:val="clear"/>
-          </w:tcPr>
-          <w:p>
-            <w:r>
-              <w:rPr>
-                <w:rFonts w:ascii="Times New Roman" w:hAnsi="Times New Roman"/>
-                <w:sz w:val="20"/>
-              </w:rPr>
-              <w:t>Отправка отзыва</w:t>
-            </w:r>
-          </w:p>
-        </w:tc>
-        <w:tc>
-          <w:tcPr>
-            <w:tcW w:type="dxa" w:w="2880"/>
-            <w:shd w:fill="F8FAFC" w:val="clear"/>
-          </w:tcPr>
-          <w:p>
-            <w:r>
-              <w:rPr>
-                <w:rFonts w:ascii="Times New Roman" w:hAnsi="Times New Roman"/>
-                <w:sz w:val="20"/>
-              </w:rPr>
-              <w:t>Обязательное</w:t>
-            </w:r>
-          </w:p>
-        </w:tc>
-      </w:tr>
-    </w:tbl>
-    <w:p/>
-    <w:p>
-      <w:pPr>
-        <w:pStyle w:val="Heading3"/>
-      </w:pPr>
-      <w:r>
-        <w:rPr>
-          <w:color w:val="0F172A"/>
-        </w:rPr>
-        <w:t>2.1.5. Чат (мессенджер)</w:t>
-      </w:r>
-    </w:p>
-    <w:tbl>
-      <w:tblPr>
-        <w:tblStyle w:val="TableGrid"/>
-        <w:tblW w:type="auto" w:w="0"/>
-        <w:jc w:val="center"/>
-        <w:tblLook w:firstColumn="1" w:firstRow="1" w:lastColumn="0" w:lastRow="0" w:noHBand="0" w:noVBand="1" w:val="04A0"/>
-      </w:tblPr>
-      <w:tblGrid>
-        <w:gridCol w:w="2880"/>
-        <w:gridCol w:w="2880"/>
-        <w:gridCol w:w="2880"/>
-      </w:tblGrid>
-      <w:tr>
-        <w:tc>
-          <w:tcPr>
-            <w:tcW w:type="dxa" w:w="2880"/>
-            <w:shd w:fill="F97316" w:val="clear"/>
-          </w:tcPr>
-          <w:p>
-            <w:r>
-              <w:rPr>
-                <w:rFonts w:ascii="Times New Roman" w:hAnsi="Times New Roman"/>
-                <w:b/>
-                <w:color w:val="FFFFFF"/>
-                <w:sz w:val="20"/>
-              </w:rPr>
-              <w:t>ID</w:t>
-            </w:r>
-          </w:p>
-        </w:tc>
-        <w:tc>
-          <w:tcPr>
-            <w:tcW w:type="dxa" w:w="2880"/>
-            <w:shd w:fill="F97316" w:val="clear"/>
-          </w:tcPr>
-          <w:p>
-            <w:r>
-              <w:rPr>
-                <w:rFonts w:ascii="Times New Roman" w:hAnsi="Times New Roman"/>
-                <w:b/>
-                <w:color w:val="FFFFFF"/>
-                <w:sz w:val="20"/>
-              </w:rPr>
-              <w:t>Требование</w:t>
-            </w:r>
-          </w:p>
-        </w:tc>
-        <w:tc>
-          <w:tcPr>
-            <w:tcW w:type="dxa" w:w="2880"/>
-            <w:shd w:fill="F97316" w:val="clear"/>
-          </w:tcPr>
-          <w:p>
-            <w:r>
-              <w:rPr>
-                <w:rFonts w:ascii="Times New Roman" w:hAnsi="Times New Roman"/>
-                <w:b/>
-                <w:color w:val="FFFFFF"/>
-                <w:sz w:val="20"/>
-              </w:rPr>
-              <w:t>Приоритет</w:t>
-            </w:r>
-          </w:p>
-        </w:tc>
-      </w:tr>
-      <w:tr>
-        <w:tc>
-          <w:tcPr>
-            <w:tcW w:type="dxa" w:w="2880"/>
-            <w:shd w:fill="F8FAFC" w:val="clear"/>
-          </w:tcPr>
-          <w:p>
-            <w:r>
-              <w:rPr>
-                <w:rFonts w:ascii="Times New Roman" w:hAnsi="Times New Roman"/>
-                <w:sz w:val="20"/>
-              </w:rPr>
-              <w:t>F-29</w:t>
-            </w:r>
-          </w:p>
-        </w:tc>
-        <w:tc>
-          <w:tcPr>
-            <w:tcW w:type="dxa" w:w="2880"/>
-            <w:shd w:fill="F8FAFC" w:val="clear"/>
-          </w:tcPr>
-          <w:p>
-            <w:r>
-              <w:rPr>
-                <w:rFonts w:ascii="Times New Roman" w:hAnsi="Times New Roman"/>
-                <w:sz w:val="20"/>
-              </w:rPr>
-              <w:t>Создание беседы между игроком и тренером</w:t>
-            </w:r>
-          </w:p>
-        </w:tc>
-        <w:tc>
-          <w:tcPr>
-            <w:tcW w:type="dxa" w:w="2880"/>
-            <w:shd w:fill="F8FAFC" w:val="clear"/>
-          </w:tcPr>
-          <w:p>
-            <w:r>
-              <w:rPr>
-                <w:rFonts w:ascii="Times New Roman" w:hAnsi="Times New Roman"/>
-                <w:sz w:val="20"/>
-              </w:rPr>
-              <w:t>Обязательное</w:t>
-            </w:r>
-          </w:p>
-        </w:tc>
-      </w:tr>
-      <w:tr>
-        <w:tc>
-          <w:tcPr>
-            <w:tcW w:type="dxa" w:w="2880"/>
-          </w:tcPr>
-          <w:p>
-            <w:r>
-              <w:rPr>
-                <w:rFonts w:ascii="Times New Roman" w:hAnsi="Times New Roman"/>
-                <w:sz w:val="20"/>
-              </w:rPr>
-              <w:t>F-30</w:t>
-            </w:r>
-          </w:p>
-        </w:tc>
-        <w:tc>
-          <w:tcPr>
-            <w:tcW w:type="dxa" w:w="2880"/>
-          </w:tcPr>
-          <w:p>
-            <w:r>
-              <w:rPr>
-                <w:rFonts w:ascii="Times New Roman" w:hAnsi="Times New Roman"/>
-                <w:sz w:val="20"/>
-              </w:rPr>
-              <w:t>Список бесед с последним сообщением</w:t>
-            </w:r>
-          </w:p>
-        </w:tc>
-        <w:tc>
-          <w:tcPr>
-            <w:tcW w:type="dxa" w:w="2880"/>
-          </w:tcPr>
-          <w:p>
-            <w:r>
-              <w:rPr>
-                <w:rFonts w:ascii="Times New Roman" w:hAnsi="Times New Roman"/>
-                <w:sz w:val="20"/>
-              </w:rPr>
-              <w:t>Обязательное</w:t>
-            </w:r>
-          </w:p>
-        </w:tc>
-      </w:tr>
-      <w:tr>
-        <w:tc>
-          <w:tcPr>
-            <w:tcW w:type="dxa" w:w="2880"/>
-            <w:shd w:fill="F8FAFC" w:val="clear"/>
-          </w:tcPr>
-          <w:p>
-            <w:r>
-              <w:rPr>
-                <w:rFonts w:ascii="Times New Roman" w:hAnsi="Times New Roman"/>
-                <w:sz w:val="20"/>
-              </w:rPr>
-              <w:t>F-31</w:t>
-            </w:r>
-          </w:p>
-        </w:tc>
-        <w:tc>
-          <w:tcPr>
-            <w:tcW w:type="dxa" w:w="2880"/>
-            <w:shd w:fill="F8FAFC" w:val="clear"/>
-          </w:tcPr>
-          <w:p>
-            <w:r>
-              <w:rPr>
-                <w:rFonts w:ascii="Times New Roman" w:hAnsi="Times New Roman"/>
-                <w:sz w:val="20"/>
-              </w:rPr>
-              <w:t>Отправка и получение сообщений</w:t>
-            </w:r>
-          </w:p>
-        </w:tc>
-        <w:tc>
-          <w:tcPr>
-            <w:tcW w:type="dxa" w:w="2880"/>
-            <w:shd w:fill="F8FAFC" w:val="clear"/>
-          </w:tcPr>
-          <w:p>
-            <w:r>
-              <w:rPr>
-                <w:rFonts w:ascii="Times New Roman" w:hAnsi="Times New Roman"/>
-                <w:sz w:val="20"/>
-              </w:rPr>
-              <w:t>Обязательное</w:t>
-            </w:r>
-          </w:p>
-        </w:tc>
-      </w:tr>
-      <w:tr>
-        <w:tc>
-          <w:tcPr>
-            <w:tcW w:type="dxa" w:w="2880"/>
-          </w:tcPr>
-          <w:p>
-            <w:r>
-              <w:rPr>
-                <w:rFonts w:ascii="Times New Roman" w:hAnsi="Times New Roman"/>
-                <w:sz w:val="20"/>
-              </w:rPr>
-              <w:t>F-32</w:t>
-            </w:r>
-          </w:p>
-        </w:tc>
-        <w:tc>
-          <w:tcPr>
-            <w:tcW w:type="dxa" w:w="2880"/>
-          </w:tcPr>
-          <w:p>
-            <w:r>
-              <w:rPr>
-                <w:rFonts w:ascii="Times New Roman" w:hAnsi="Times New Roman"/>
-                <w:sz w:val="20"/>
-              </w:rPr>
-              <w:t>Отображение времени отправки</w:t>
-            </w:r>
-          </w:p>
-        </w:tc>
-        <w:tc>
-          <w:tcPr>
-            <w:tcW w:type="dxa" w:w="2880"/>
-          </w:tcPr>
-          <w:p>
-            <w:r>
-              <w:rPr>
-                <w:rFonts w:ascii="Times New Roman" w:hAnsi="Times New Roman"/>
-                <w:sz w:val="20"/>
-              </w:rPr>
-              <w:t>Обязательное</w:t>
-            </w:r>
-          </w:p>
-        </w:tc>
-      </w:tr>
-    </w:tbl>
-    <w:p/>
-    <w:p>
-      <w:pPr>
-        <w:pStyle w:val="Heading2"/>
-      </w:pPr>
-      <w:r>
-        <w:rPr>
-          <w:color w:val="0F172A"/>
-        </w:rPr>
-        <w:t>2.2. Нефункциональные требования</w:t>
-      </w:r>
-    </w:p>
-    <w:tbl>
-      <w:tblPr>
-        <w:tblStyle w:val="TableGrid"/>
-        <w:tblW w:type="auto" w:w="0"/>
-        <w:jc w:val="center"/>
-        <w:tblLook w:firstColumn="1" w:firstRow="1" w:lastColumn="0" w:lastRow="0" w:noHBand="0" w:noVBand="1" w:val="04A0"/>
-      </w:tblPr>
-      <w:tblGrid>
-        <w:gridCol w:w="2880"/>
-        <w:gridCol w:w="2880"/>
-        <w:gridCol w:w="2880"/>
-      </w:tblGrid>
-      <w:tr>
-        <w:tc>
-          <w:tcPr>
-            <w:tcW w:type="dxa" w:w="2880"/>
-            <w:shd w:fill="F97316" w:val="clear"/>
-          </w:tcPr>
-          <w:p>
-            <w:r>
-              <w:rPr>
-                <w:rFonts w:ascii="Times New Roman" w:hAnsi="Times New Roman"/>
-                <w:b/>
-                <w:color w:val="FFFFFF"/>
-                <w:sz w:val="20"/>
-              </w:rPr>
-              <w:t>ID</w:t>
-            </w:r>
-          </w:p>
-        </w:tc>
-        <w:tc>
-          <w:tcPr>
-            <w:tcW w:type="dxa" w:w="2880"/>
-            <w:shd w:fill="F97316" w:val="clear"/>
-          </w:tcPr>
-          <w:p>
-            <w:r>
-              <w:rPr>
-                <w:rFonts w:ascii="Times New Roman" w:hAnsi="Times New Roman"/>
-                <w:b/>
-                <w:color w:val="FFFFFF"/>
-                <w:sz w:val="20"/>
-              </w:rPr>
-              <w:t>Требование</w:t>
-            </w:r>
-          </w:p>
-        </w:tc>
-        <w:tc>
-          <w:tcPr>
-            <w:tcW w:type="dxa" w:w="2880"/>
-            <w:shd w:fill="F97316" w:val="clear"/>
-          </w:tcPr>
-          <w:p>
-            <w:r>
-              <w:rPr>
-                <w:rFonts w:ascii="Times New Roman" w:hAnsi="Times New Roman"/>
-                <w:b/>
-                <w:color w:val="FFFFFF"/>
-                <w:sz w:val="20"/>
-              </w:rPr>
-              <w:t>Значение</w:t>
-            </w:r>
-          </w:p>
-        </w:tc>
-      </w:tr>
-      <w:tr>
-        <w:tc>
-          <w:tcPr>
-            <w:tcW w:type="dxa" w:w="2880"/>
-            <w:shd w:fill="F8FAFC" w:val="clear"/>
-          </w:tcPr>
-          <w:p>
-            <w:r>
-              <w:rPr>
-                <w:rFonts w:ascii="Times New Roman" w:hAnsi="Times New Roman"/>
-                <w:sz w:val="20"/>
-              </w:rPr>
-              <w:t>NF-01</w:t>
-            </w:r>
-          </w:p>
-        </w:tc>
-        <w:tc>
-          <w:tcPr>
-            <w:tcW w:type="dxa" w:w="2880"/>
-            <w:shd w:fill="F8FAFC" w:val="clear"/>
-          </w:tcPr>
-          <w:p>
-            <w:r>
-              <w:rPr>
-                <w:rFonts w:ascii="Times New Roman" w:hAnsi="Times New Roman"/>
-                <w:sz w:val="20"/>
-              </w:rPr>
-              <w:t>Время загрузки главного экрана</w:t>
-            </w:r>
-          </w:p>
-        </w:tc>
-        <w:tc>
-          <w:tcPr>
-            <w:tcW w:type="dxa" w:w="2880"/>
-            <w:shd w:fill="F8FAFC" w:val="clear"/>
-          </w:tcPr>
-          <w:p>
-            <w:r>
-              <w:rPr>
-                <w:rFonts w:ascii="Times New Roman" w:hAnsi="Times New Roman"/>
-                <w:sz w:val="20"/>
-              </w:rPr>
-              <w:t>Не более 3 секунд</w:t>
-            </w:r>
-          </w:p>
-        </w:tc>
-      </w:tr>
-      <w:tr>
-        <w:tc>
-          <w:tcPr>
-            <w:tcW w:type="dxa" w:w="2880"/>
-          </w:tcPr>
-          <w:p>
-            <w:r>
-              <w:rPr>
-                <w:rFonts w:ascii="Times New Roman" w:hAnsi="Times New Roman"/>
-                <w:sz w:val="20"/>
-              </w:rPr>
-              <w:t>NF-02</w:t>
-            </w:r>
-          </w:p>
-        </w:tc>
-        <w:tc>
-          <w:tcPr>
-            <w:tcW w:type="dxa" w:w="2880"/>
-          </w:tcPr>
-          <w:p>
-            <w:r>
-              <w:rPr>
-                <w:rFonts w:ascii="Times New Roman" w:hAnsi="Times New Roman"/>
-                <w:sz w:val="20"/>
-              </w:rPr>
-              <w:t>Поддержка платформ</w:t>
-            </w:r>
-          </w:p>
-        </w:tc>
-        <w:tc>
-          <w:tcPr>
-            <w:tcW w:type="dxa" w:w="2880"/>
-          </w:tcPr>
-          <w:p>
-            <w:r>
-              <w:rPr>
-                <w:rFonts w:ascii="Times New Roman" w:hAnsi="Times New Roman"/>
-                <w:sz w:val="20"/>
-              </w:rPr>
-              <w:t>Web, Android</w:t>
-            </w:r>
-          </w:p>
-        </w:tc>
-      </w:tr>
-      <w:tr>
-        <w:tc>
-          <w:tcPr>
-            <w:tcW w:type="dxa" w:w="2880"/>
-            <w:shd w:fill="F8FAFC" w:val="clear"/>
-          </w:tcPr>
-          <w:p>
-            <w:r>
-              <w:rPr>
-                <w:rFonts w:ascii="Times New Roman" w:hAnsi="Times New Roman"/>
-                <w:sz w:val="20"/>
-              </w:rPr>
-              <w:t>NF-03</w:t>
-            </w:r>
-          </w:p>
-        </w:tc>
-        <w:tc>
-          <w:tcPr>
-            <w:tcW w:type="dxa" w:w="2880"/>
-            <w:shd w:fill="F8FAFC" w:val="clear"/>
-          </w:tcPr>
-          <w:p>
-            <w:r>
-              <w:rPr>
-                <w:rFonts w:ascii="Times New Roman" w:hAnsi="Times New Roman"/>
-                <w:sz w:val="20"/>
-              </w:rPr>
-              <w:t>Минимальная версия Android</w:t>
-            </w:r>
-          </w:p>
-        </w:tc>
-        <w:tc>
-          <w:tcPr>
-            <w:tcW w:type="dxa" w:w="2880"/>
-            <w:shd w:fill="F8FAFC" w:val="clear"/>
-          </w:tcPr>
-          <w:p>
-            <w:r>
-              <w:rPr>
-                <w:rFonts w:ascii="Times New Roman" w:hAnsi="Times New Roman"/>
-                <w:sz w:val="20"/>
-              </w:rPr>
-              <w:t>5.0 (API 21)</w:t>
-            </w:r>
-          </w:p>
-        </w:tc>
-      </w:tr>
-      <w:tr>
-        <w:tc>
-          <w:tcPr>
-            <w:tcW w:type="dxa" w:w="2880"/>
-          </w:tcPr>
-          <w:p>
-            <w:r>
-              <w:rPr>
-                <w:rFonts w:ascii="Times New Roman" w:hAnsi="Times New Roman"/>
-                <w:sz w:val="20"/>
-              </w:rPr>
-              <w:t>NF-04</w:t>
-            </w:r>
-          </w:p>
-        </w:tc>
-        <w:tc>
-          <w:tcPr>
-            <w:tcW w:type="dxa" w:w="2880"/>
-          </w:tcPr>
-          <w:p>
-            <w:r>
-              <w:rPr>
-                <w:rFonts w:ascii="Times New Roman" w:hAnsi="Times New Roman"/>
-                <w:sz w:val="20"/>
-              </w:rPr>
-              <w:t>Язык интерфейса</w:t>
-            </w:r>
-          </w:p>
-        </w:tc>
-        <w:tc>
-          <w:tcPr>
-            <w:tcW w:type="dxa" w:w="2880"/>
-          </w:tcPr>
-          <w:p>
-            <w:r>
-              <w:rPr>
-                <w:rFonts w:ascii="Times New Roman" w:hAnsi="Times New Roman"/>
-                <w:sz w:val="20"/>
-              </w:rPr>
-              <w:t>Русский</w:t>
-            </w:r>
-          </w:p>
-        </w:tc>
-      </w:tr>
-      <w:tr>
-        <w:tc>
-          <w:tcPr>
-            <w:tcW w:type="dxa" w:w="2880"/>
-            <w:shd w:fill="F8FAFC" w:val="clear"/>
-          </w:tcPr>
-          <w:p>
-            <w:r>
-              <w:rPr>
-                <w:rFonts w:ascii="Times New Roman" w:hAnsi="Times New Roman"/>
-                <w:sz w:val="20"/>
-              </w:rPr>
-              <w:t>NF-05</w:t>
-            </w:r>
-          </w:p>
-        </w:tc>
-        <w:tc>
-          <w:tcPr>
-            <w:tcW w:type="dxa" w:w="2880"/>
-            <w:shd w:fill="F8FAFC" w:val="clear"/>
-          </w:tcPr>
-          <w:p>
-            <w:r>
-              <w:rPr>
-                <w:rFonts w:ascii="Times New Roman" w:hAnsi="Times New Roman"/>
-                <w:sz w:val="20"/>
-              </w:rPr>
-              <w:t>Цветовая схема</w:t>
-            </w:r>
-          </w:p>
-        </w:tc>
-        <w:tc>
-          <w:tcPr>
-            <w:tcW w:type="dxa" w:w="2880"/>
-            <w:shd w:fill="F8FAFC" w:val="clear"/>
-          </w:tcPr>
-          <w:p>
-            <w:r>
-              <w:rPr>
-                <w:rFonts w:ascii="Times New Roman" w:hAnsi="Times New Roman"/>
-                <w:sz w:val="20"/>
-              </w:rPr>
-              <w:t>Светлая тема (оранжевый #F97316)</w:t>
-            </w:r>
-          </w:p>
-        </w:tc>
-      </w:tr>
-    </w:tbl>
-    <w:p/>
-    <w:p>
-      <w:pPr>
-        <w:pStyle w:val="Heading1"/>
-      </w:pPr>
-      <w:r>
-        <w:rPr>
-          <w:color w:val="0F172A"/>
-        </w:rPr>
-        <w:t>3. Требования к надёжности</w:t>
-      </w:r>
-    </w:p>
-    <w:tbl>
-      <w:tblPr>
-        <w:tblStyle w:val="TableGrid"/>
-        <w:tblW w:type="auto" w:w="0"/>
-        <w:jc w:val="center"/>
-        <w:tblLook w:firstColumn="1" w:firstRow="1" w:lastColumn="0" w:lastRow="0" w:noHBand="0" w:noVBand="1" w:val="04A0"/>
-      </w:tblPr>
-      <w:tblGrid>
-        <w:gridCol w:w="4320"/>
-        <w:gridCol w:w="4320"/>
-      </w:tblGrid>
-      <w:tr>
-        <w:tc>
-          <w:tcPr>
-            <w:tcW w:type="dxa" w:w="4320"/>
-            <w:shd w:fill="F97316" w:val="clear"/>
-          </w:tcPr>
-          <w:p>
-            <w:r>
-              <w:rPr>
-                <w:rFonts w:ascii="Times New Roman" w:hAnsi="Times New Roman"/>
-                <w:b/>
-                <w:color w:val="FFFFFF"/>
-                <w:sz w:val="20"/>
-              </w:rPr>
-              <w:t>ID</w:t>
-            </w:r>
-          </w:p>
-        </w:tc>
-        <w:tc>
-          <w:tcPr>
-            <w:tcW w:type="dxa" w:w="4320"/>
-            <w:shd w:fill="F97316" w:val="clear"/>
-          </w:tcPr>
-          <w:p>
-            <w:r>
-              <w:rPr>
-                <w:rFonts w:ascii="Times New Roman" w:hAnsi="Times New Roman"/>
-                <w:b/>
-                <w:color w:val="FFFFFF"/>
-                <w:sz w:val="20"/>
-              </w:rPr>
-              <w:t>Требование</w:t>
-            </w:r>
-          </w:p>
-        </w:tc>
-      </w:tr>
-      <w:tr>
-        <w:tc>
-          <w:tcPr>
-            <w:tcW w:type="dxa" w:w="4320"/>
-            <w:shd w:fill="F8FAFC" w:val="clear"/>
-          </w:tcPr>
-          <w:p>
-            <w:r>
-              <w:rPr>
-                <w:rFonts w:ascii="Times New Roman" w:hAnsi="Times New Roman"/>
-                <w:sz w:val="20"/>
-              </w:rPr>
-              <w:t>R-01</w:t>
-            </w:r>
-          </w:p>
-        </w:tc>
-        <w:tc>
-          <w:tcPr>
-            <w:tcW w:type="dxa" w:w="4320"/>
-            <w:shd w:fill="F8FAFC" w:val="clear"/>
-          </w:tcPr>
-          <w:p>
-            <w:r>
-              <w:rPr>
-                <w:rFonts w:ascii="Times New Roman" w:hAnsi="Times New Roman"/>
-                <w:sz w:val="20"/>
-              </w:rPr>
-              <w:t>Все запросы к API должны обрабатывать ошибки сети и HTTP-ошибки</w:t>
-            </w:r>
-          </w:p>
-        </w:tc>
-      </w:tr>
-      <w:tr>
-        <w:tc>
-          <w:tcPr>
-            <w:tcW w:type="dxa" w:w="4320"/>
-          </w:tcPr>
-          <w:p>
-            <w:r>
-              <w:rPr>
-                <w:rFonts w:ascii="Times New Roman" w:hAnsi="Times New Roman"/>
-                <w:sz w:val="20"/>
-              </w:rPr>
-              <w:t>R-02</w:t>
-            </w:r>
-          </w:p>
-        </w:tc>
-        <w:tc>
-          <w:tcPr>
-            <w:tcW w:type="dxa" w:w="4320"/>
-          </w:tcPr>
-          <w:p>
-            <w:r>
-              <w:rPr>
-                <w:rFonts w:ascii="Times New Roman" w:hAnsi="Times New Roman"/>
-                <w:sz w:val="20"/>
-              </w:rPr>
-              <w:t>Пользователь должен получать сообщения об ошибках на русском языке</w:t>
-            </w:r>
-          </w:p>
-        </w:tc>
-      </w:tr>
-      <w:tr>
-        <w:tc>
-          <w:tcPr>
-            <w:tcW w:type="dxa" w:w="4320"/>
-            <w:shd w:fill="F8FAFC" w:val="clear"/>
-          </w:tcPr>
-          <w:p>
-            <w:r>
-              <w:rPr>
-                <w:rFonts w:ascii="Times New Roman" w:hAnsi="Times New Roman"/>
-                <w:sz w:val="20"/>
-              </w:rPr>
-              <w:t>R-03</w:t>
-            </w:r>
-          </w:p>
-        </w:tc>
-        <w:tc>
-          <w:tcPr>
-            <w:tcW w:type="dxa" w:w="4320"/>
-            <w:shd w:fill="F8FAFC" w:val="clear"/>
-          </w:tcPr>
-          <w:p>
-            <w:r>
-              <w:rPr>
-                <w:rFonts w:ascii="Times New Roman" w:hAnsi="Times New Roman"/>
-                <w:sz w:val="20"/>
-              </w:rPr>
-              <w:t>При потере соединения данные должны кэшироваться</w:t>
-            </w:r>
-          </w:p>
-        </w:tc>
-      </w:tr>
-      <w:tr>
-        <w:tc>
-          <w:tcPr>
-            <w:tcW w:type="dxa" w:w="4320"/>
-          </w:tcPr>
-          <w:p>
-            <w:r>
-              <w:rPr>
-                <w:rFonts w:ascii="Times New Roman" w:hAnsi="Times New Roman"/>
-                <w:sz w:val="20"/>
-              </w:rPr>
-              <w:t>R-04</w:t>
-            </w:r>
-          </w:p>
-        </w:tc>
-        <w:tc>
-          <w:tcPr>
-            <w:tcW w:type="dxa" w:w="4320"/>
-          </w:tcPr>
-          <w:p>
-            <w:r>
-              <w:rPr>
-                <w:rFonts w:ascii="Times New Roman" w:hAnsi="Times New Roman"/>
-                <w:sz w:val="20"/>
-              </w:rPr>
-              <w:t>Токен авторизации должен автоматически обновляться</w:t>
-            </w:r>
-          </w:p>
-        </w:tc>
-      </w:tr>
-      <w:tr>
-        <w:tc>
-          <w:tcPr>
-            <w:tcW w:type="dxa" w:w="4320"/>
-            <w:shd w:fill="F8FAFC" w:val="clear"/>
-          </w:tcPr>
-          <w:p>
-            <w:r>
-              <w:rPr>
-                <w:rFonts w:ascii="Times New Roman" w:hAnsi="Times New Roman"/>
-                <w:sz w:val="20"/>
-              </w:rPr>
-              <w:t>R-05</w:t>
-            </w:r>
-          </w:p>
-        </w:tc>
-        <w:tc>
-          <w:tcPr>
-            <w:tcW w:type="dxa" w:w="4320"/>
-            <w:shd w:fill="F8FAFC" w:val="clear"/>
-          </w:tcPr>
-          <w:p>
-            <w:r>
-              <w:rPr>
-                <w:rFonts w:ascii="Times New Roman" w:hAnsi="Times New Roman"/>
-                <w:sz w:val="20"/>
-              </w:rPr>
-              <w:t>Индикатор загрузки должен отображаться при каждом запросе</w:t>
-            </w:r>
-          </w:p>
-        </w:tc>
-      </w:tr>
-      <w:tr>
-        <w:tc>
-          <w:tcPr>
-            <w:tcW w:type="dxa" w:w="4320"/>
-          </w:tcPr>
-          <w:p>
-            <w:r>
-              <w:rPr>
-                <w:rFonts w:ascii="Times New Roman" w:hAnsi="Times New Roman"/>
-                <w:sz w:val="20"/>
-              </w:rPr>
-              <w:t>R-06</w:t>
-            </w:r>
-          </w:p>
-        </w:tc>
-        <w:tc>
-          <w:tcPr>
-            <w:tcW w:type="dxa" w:w="4320"/>
-          </w:tcPr>
-          <w:p>
-            <w:r>
-              <w:rPr>
-                <w:rFonts w:ascii="Times New Roman" w:hAnsi="Times New Roman"/>
-                <w:sz w:val="20"/>
-              </w:rPr>
-              <w:t>Пустые списки должны отображать информативное сообщение</w:t>
-            </w:r>
-          </w:p>
-        </w:tc>
-      </w:tr>
-      <w:tr>
-        <w:tc>
-          <w:tcPr>
-            <w:tcW w:type="dxa" w:w="4320"/>
-            <w:shd w:fill="F8FAFC" w:val="clear"/>
-          </w:tcPr>
-          <w:p>
-            <w:r>
-              <w:rPr>
-                <w:rFonts w:ascii="Times New Roman" w:hAnsi="Times New Roman"/>
-                <w:sz w:val="20"/>
-              </w:rPr>
-              <w:t>R-07</w:t>
-            </w:r>
-          </w:p>
-        </w:tc>
-        <w:tc>
-          <w:tcPr>
-            <w:tcW w:type="dxa" w:w="4320"/>
-            <w:shd w:fill="F8FAFC" w:val="clear"/>
-          </w:tcPr>
-          <w:p>
-            <w:r>
-              <w:rPr>
-                <w:rFonts w:ascii="Times New Roman" w:hAnsi="Times New Roman"/>
-                <w:sz w:val="20"/>
-              </w:rPr>
-              <w:t>Кнопки должны блокироваться во время выполнения операции</w:t>
-            </w:r>
-          </w:p>
-        </w:tc>
-      </w:tr>
-    </w:tbl>
-    <w:p/>
-    <w:p>
-      <w:pPr>
-        <w:pStyle w:val="Heading1"/>
-      </w:pPr>
-      <w:r>
-        <w:rPr>
-          <w:color w:val="0F172A"/>
-        </w:rPr>
-        <w:t>4. Требования к оборудованию</w:t>
-      </w:r>
-    </w:p>
-    <w:p>
-      <w:pPr>
-        <w:pStyle w:val="Heading2"/>
-      </w:pPr>
-      <w:r>
-        <w:rPr>
-          <w:color w:val="0F172A"/>
-        </w:rPr>
-        <w:t>4.1. Серверное оборудование</w:t>
-      </w:r>
-    </w:p>
-    <w:tbl>
-      <w:tblPr>
-        <w:tblStyle w:val="TableGrid"/>
-        <w:tblW w:type="auto" w:w="0"/>
-        <w:jc w:val="center"/>
-        <w:tblLook w:firstColumn="1" w:firstRow="1" w:lastColumn="0" w:lastRow="0" w:noHBand="0" w:noVBand="1" w:val="04A0"/>
-      </w:tblPr>
-      <w:tblGrid>
-        <w:gridCol w:w="4320"/>
-        <w:gridCol w:w="4320"/>
-      </w:tblGrid>
-      <w:tr>
-        <w:tc>
-          <w:tcPr>
-            <w:tcW w:type="dxa" w:w="4320"/>
-            <w:shd w:fill="F97316" w:val="clear"/>
-          </w:tcPr>
-          <w:p>
-            <w:r>
-              <w:rPr>
-                <w:rFonts w:ascii="Times New Roman" w:hAnsi="Times New Roman"/>
-                <w:b/>
-                <w:color w:val="FFFFFF"/>
-                <w:sz w:val="20"/>
-              </w:rPr>
-              <w:t>Параметр</w:t>
-            </w:r>
-          </w:p>
-        </w:tc>
-        <w:tc>
-          <w:tcPr>
-            <w:tcW w:type="dxa" w:w="4320"/>
-            <w:shd w:fill="F97316" w:val="clear"/>
-          </w:tcPr>
-          <w:p>
-            <w:r>
-              <w:rPr>
-                <w:rFonts w:ascii="Times New Roman" w:hAnsi="Times New Roman"/>
-                <w:b/>
-                <w:color w:val="FFFFFF"/>
-                <w:sz w:val="20"/>
-              </w:rPr>
-              <w:t>Требование</w:t>
-            </w:r>
-          </w:p>
-        </w:tc>
-      </w:tr>
-      <w:tr>
-        <w:tc>
-          <w:tcPr>
-            <w:tcW w:type="dxa" w:w="4320"/>
-            <w:shd w:fill="F8FAFC" w:val="clear"/>
-          </w:tcPr>
-          <w:p>
-            <w:r>
-              <w:rPr>
-                <w:rFonts w:ascii="Times New Roman" w:hAnsi="Times New Roman"/>
-                <w:sz w:val="20"/>
-              </w:rPr>
-              <w:t>Процессор</w:t>
-            </w:r>
-          </w:p>
-        </w:tc>
-        <w:tc>
-          <w:tcPr>
-            <w:tcW w:type="dxa" w:w="4320"/>
-            <w:shd w:fill="F8FAFC" w:val="clear"/>
-          </w:tcPr>
-          <w:p>
-            <w:r>
-              <w:rPr>
-                <w:rFonts w:ascii="Times New Roman" w:hAnsi="Times New Roman"/>
-                <w:sz w:val="20"/>
-              </w:rPr>
-              <w:t>x86_64, 2+ ядра</w:t>
-            </w:r>
-          </w:p>
-        </w:tc>
-      </w:tr>
-      <w:tr>
-        <w:tc>
-          <w:tcPr>
-            <w:tcW w:type="dxa" w:w="4320"/>
-          </w:tcPr>
-          <w:p>
-            <w:r>
-              <w:rPr>
-                <w:rFonts w:ascii="Times New Roman" w:hAnsi="Times New Roman"/>
-                <w:sz w:val="20"/>
-              </w:rPr>
-              <w:t>Оперативная память</w:t>
-            </w:r>
-          </w:p>
-        </w:tc>
-        <w:tc>
-          <w:tcPr>
-            <w:tcW w:type="dxa" w:w="4320"/>
-          </w:tcPr>
-          <w:p>
-            <w:r>
-              <w:rPr>
-                <w:rFonts w:ascii="Times New Roman" w:hAnsi="Times New Roman"/>
-                <w:sz w:val="20"/>
-              </w:rPr>
-              <w:t>2 ГБ+</w:t>
-            </w:r>
-          </w:p>
-        </w:tc>
-      </w:tr>
-      <w:tr>
-        <w:tc>
-          <w:tcPr>
-            <w:tcW w:type="dxa" w:w="4320"/>
-            <w:shd w:fill="F8FAFC" w:val="clear"/>
-          </w:tcPr>
-          <w:p>
-            <w:r>
-              <w:rPr>
-                <w:rFonts w:ascii="Times New Roman" w:hAnsi="Times New Roman"/>
-                <w:sz w:val="20"/>
-              </w:rPr>
-              <w:t>Дисковое пространство</w:t>
-            </w:r>
-          </w:p>
-        </w:tc>
-        <w:tc>
-          <w:tcPr>
-            <w:tcW w:type="dxa" w:w="4320"/>
-            <w:shd w:fill="F8FAFC" w:val="clear"/>
-          </w:tcPr>
-          <w:p>
-            <w:r>
-              <w:rPr>
-                <w:rFonts w:ascii="Times New Roman" w:hAnsi="Times New Roman"/>
-                <w:sz w:val="20"/>
-              </w:rPr>
-              <w:t>20 ГБ+</w:t>
-            </w:r>
-          </w:p>
-        </w:tc>
-      </w:tr>
-      <w:tr>
-        <w:tc>
-          <w:tcPr>
-            <w:tcW w:type="dxa" w:w="4320"/>
-          </w:tcPr>
-          <w:p>
-            <w:r>
-              <w:rPr>
-                <w:rFonts w:ascii="Times New Roman" w:hAnsi="Times New Roman"/>
-                <w:sz w:val="20"/>
-              </w:rPr>
-              <w:t>ОС сервера</w:t>
-            </w:r>
-          </w:p>
-        </w:tc>
-        <w:tc>
-          <w:tcPr>
-            <w:tcW w:type="dxa" w:w="4320"/>
-          </w:tcPr>
-          <w:p>
-            <w:r>
-              <w:rPr>
-                <w:rFonts w:ascii="Times New Roman" w:hAnsi="Times New Roman"/>
-                <w:sz w:val="20"/>
-              </w:rPr>
-              <w:t>Linux (Ubuntu 22.04 LTS)</w:t>
-            </w:r>
-          </w:p>
-        </w:tc>
-      </w:tr>
-      <w:tr>
-        <w:tc>
-          <w:tcPr>
-            <w:tcW w:type="dxa" w:w="4320"/>
-            <w:shd w:fill="F8FAFC" w:val="clear"/>
-          </w:tcPr>
-          <w:p>
-            <w:r>
-              <w:rPr>
-                <w:rFonts w:ascii="Times New Roman" w:hAnsi="Times New Roman"/>
-                <w:sz w:val="20"/>
-              </w:rPr>
-              <w:t>Web-сервер</w:t>
-            </w:r>
-          </w:p>
-        </w:tc>
-        <w:tc>
-          <w:tcPr>
-            <w:tcW w:type="dxa" w:w="4320"/>
-            <w:shd w:fill="F8FAFC" w:val="clear"/>
-          </w:tcPr>
-          <w:p>
-            <w:r>
-              <w:rPr>
-                <w:rFonts w:ascii="Times New Roman" w:hAnsi="Times New Roman"/>
-                <w:sz w:val="20"/>
-              </w:rPr>
-              <w:t>Nginx (reverse proxy)</w:t>
-            </w:r>
-          </w:p>
-        </w:tc>
-      </w:tr>
-      <w:tr>
-        <w:tc>
-          <w:tcPr>
-            <w:tcW w:type="dxa" w:w="4320"/>
-          </w:tcPr>
-          <w:p>
-            <w:r>
-              <w:rPr>
-                <w:rFonts w:ascii="Times New Roman" w:hAnsi="Times New Roman"/>
-                <w:sz w:val="20"/>
-              </w:rPr>
-              <w:t>База данных</w:t>
-            </w:r>
-          </w:p>
-        </w:tc>
-        <w:tc>
-          <w:tcPr>
-            <w:tcW w:type="dxa" w:w="4320"/>
-          </w:tcPr>
-          <w:p>
-            <w:r>
-              <w:rPr>
-                <w:rFonts w:ascii="Times New Roman" w:hAnsi="Times New Roman"/>
-                <w:sz w:val="20"/>
-              </w:rPr>
-              <w:t>SQLite / PostgreSQL</w:t>
-            </w:r>
-          </w:p>
-        </w:tc>
-      </w:tr>
-    </w:tbl>
-    <w:p/>
-    <w:p>
-      <w:pPr>
-        <w:pStyle w:val="Heading2"/>
-      </w:pPr>
-      <w:r>
-        <w:rPr>
-          <w:color w:val="0F172A"/>
-        </w:rPr>
-        <w:t>4.2. Клиентское оборудование</w:t>
-      </w:r>
-    </w:p>
-    <w:tbl>
-      <w:tblPr>
-        <w:tblStyle w:val="TableGrid"/>
-        <w:tblW w:type="auto" w:w="0"/>
-        <w:jc w:val="center"/>
-        <w:tblLook w:firstColumn="1" w:firstRow="1" w:lastColumn="0" w:lastRow="0" w:noHBand="0" w:noVBand="1" w:val="04A0"/>
-      </w:tblPr>
-      <w:tblGrid>
-        <w:gridCol w:w="4320"/>
-        <w:gridCol w:w="4320"/>
-      </w:tblGrid>
-      <w:tr>
-        <w:tc>
-          <w:tcPr>
-            <w:tcW w:type="dxa" w:w="4320"/>
-            <w:shd w:fill="F97316" w:val="clear"/>
-          </w:tcPr>
-          <w:p>
-            <w:r>
-              <w:rPr>
-                <w:rFonts w:ascii="Times New Roman" w:hAnsi="Times New Roman"/>
-                <w:b/>
-                <w:color w:val="FFFFFF"/>
-                <w:sz w:val="20"/>
-              </w:rPr>
-              <w:t>Параметр</w:t>
-            </w:r>
-          </w:p>
-        </w:tc>
-        <w:tc>
-          <w:tcPr>
-            <w:tcW w:type="dxa" w:w="4320"/>
-            <w:shd w:fill="F97316" w:val="clear"/>
-          </w:tcPr>
-          <w:p>
-            <w:r>
-              <w:rPr>
-                <w:rFonts w:ascii="Times New Roman" w:hAnsi="Times New Roman"/>
-                <w:b/>
-                <w:color w:val="FFFFFF"/>
-                <w:sz w:val="20"/>
-              </w:rPr>
-              <w:t>Требование</w:t>
-            </w:r>
-          </w:p>
-        </w:tc>
-      </w:tr>
-      <w:tr>
-        <w:tc>
-          <w:tcPr>
-            <w:tcW w:type="dxa" w:w="4320"/>
-            <w:shd w:fill="F8FAFC" w:val="clear"/>
-          </w:tcPr>
-          <w:p>
-            <w:r>
-              <w:rPr>
-                <w:rFonts w:ascii="Times New Roman" w:hAnsi="Times New Roman"/>
-                <w:sz w:val="20"/>
-              </w:rPr>
-              <w:t>Устройства</w:t>
-            </w:r>
-          </w:p>
-        </w:tc>
-        <w:tc>
-          <w:tcPr>
-            <w:tcW w:type="dxa" w:w="4320"/>
-            <w:shd w:fill="F8FAFC" w:val="clear"/>
-          </w:tcPr>
-          <w:p>
-            <w:r>
-              <w:rPr>
-                <w:rFonts w:ascii="Times New Roman" w:hAnsi="Times New Roman"/>
-                <w:sz w:val="20"/>
-              </w:rPr>
-              <w:t>Смартфоны Android, компьютеры (Web)</w:t>
-            </w:r>
-          </w:p>
-        </w:tc>
-      </w:tr>
-      <w:tr>
-        <w:tc>
-          <w:tcPr>
-            <w:tcW w:type="dxa" w:w="4320"/>
-          </w:tcPr>
-          <w:p>
-            <w:r>
-              <w:rPr>
-                <w:rFonts w:ascii="Times New Roman" w:hAnsi="Times New Roman"/>
-                <w:sz w:val="20"/>
-              </w:rPr>
-              <w:t>ОС Android</w:t>
-            </w:r>
-          </w:p>
-        </w:tc>
-        <w:tc>
-          <w:tcPr>
-            <w:tcW w:type="dxa" w:w="4320"/>
-          </w:tcPr>
-          <w:p>
-            <w:r>
-              <w:rPr>
-                <w:rFonts w:ascii="Times New Roman" w:hAnsi="Times New Roman"/>
-                <w:sz w:val="20"/>
-              </w:rPr>
-              <w:t>5.0+</w:t>
-            </w:r>
-          </w:p>
-        </w:tc>
-      </w:tr>
-      <w:tr>
-        <w:tc>
-          <w:tcPr>
-            <w:tcW w:type="dxa" w:w="4320"/>
-            <w:shd w:fill="F8FAFC" w:val="clear"/>
-          </w:tcPr>
-          <w:p>
-            <w:r>
-              <w:rPr>
-                <w:rFonts w:ascii="Times New Roman" w:hAnsi="Times New Roman"/>
-                <w:sz w:val="20"/>
-              </w:rPr>
-              <w:t>Браузер</w:t>
-            </w:r>
-          </w:p>
-        </w:tc>
-        <w:tc>
-          <w:tcPr>
-            <w:tcW w:type="dxa" w:w="4320"/>
-            <w:shd w:fill="F8FAFC" w:val="clear"/>
-          </w:tcPr>
-          <w:p>
-            <w:r>
-              <w:rPr>
-                <w:rFonts w:ascii="Times New Roman" w:hAnsi="Times New Roman"/>
-                <w:sz w:val="20"/>
-              </w:rPr>
-              <w:t>Chrome 90+, Firefox 88+, Safari 14+, Edge 90+</w:t>
-            </w:r>
-          </w:p>
-        </w:tc>
-      </w:tr>
-      <w:tr>
-        <w:tc>
-          <w:tcPr>
-            <w:tcW w:type="dxa" w:w="4320"/>
-          </w:tcPr>
-          <w:p>
-            <w:r>
-              <w:rPr>
-                <w:rFonts w:ascii="Times New Roman" w:hAnsi="Times New Roman"/>
-                <w:sz w:val="20"/>
-              </w:rPr>
-              <w:t>Разрешение экрана</w:t>
-            </w:r>
-          </w:p>
-        </w:tc>
-        <w:tc>
-          <w:tcPr>
-            <w:tcW w:type="dxa" w:w="4320"/>
-          </w:tcPr>
-          <w:p>
-            <w:r>
-              <w:rPr>
-                <w:rFonts w:ascii="Times New Roman" w:hAnsi="Times New Roman"/>
-                <w:sz w:val="20"/>
-              </w:rPr>
-              <w:t>от 320×568 px</w:t>
-            </w:r>
-          </w:p>
-        </w:tc>
-      </w:tr>
-    </w:tbl>
-    <w:p/>
-    <w:p>
-      <w:pPr>
-        <w:pStyle w:val="Heading1"/>
-      </w:pPr>
-      <w:r>
-        <w:rPr>
-          <w:color w:val="0F172A"/>
-        </w:rPr>
-        <w:t>5. Этапы разработки</w:t>
-      </w:r>
-    </w:p>
-    <w:tbl>
-      <w:tblPr>
-        <w:tblStyle w:val="TableGrid"/>
-        <w:tblW w:type="auto" w:w="0"/>
-        <w:jc w:val="center"/>
-        <w:tblLook w:firstColumn="1" w:firstRow="1" w:lastColumn="0" w:lastRow="0" w:noHBand="0" w:noVBand="1" w:val="04A0"/>
-      </w:tblPr>
-      <w:tblGrid>
-        <w:gridCol w:w="2880"/>
-        <w:gridCol w:w="2880"/>
-        <w:gridCol w:w="2880"/>
-      </w:tblGrid>
-      <w:tr>
-        <w:tc>
-          <w:tcPr>
-            <w:tcW w:type="dxa" w:w="2880"/>
-            <w:shd w:fill="F97316" w:val="clear"/>
-          </w:tcPr>
-          <w:p>
-            <w:r>
-              <w:rPr>
-                <w:rFonts w:ascii="Times New Roman" w:hAnsi="Times New Roman"/>
-                <w:b/>
-                <w:color w:val="FFFFFF"/>
-                <w:sz w:val="20"/>
-              </w:rPr>
-              <w:t>Этап</w:t>
-            </w:r>
-          </w:p>
-        </w:tc>
-        <w:tc>
-          <w:tcPr>
-            <w:tcW w:type="dxa" w:w="2880"/>
-            <w:shd w:fill="F97316" w:val="clear"/>
-          </w:tcPr>
-          <w:p>
-            <w:r>
-              <w:rPr>
-                <w:rFonts w:ascii="Times New Roman" w:hAnsi="Times New Roman"/>
-                <w:b/>
-                <w:color w:val="FFFFFF"/>
-                <w:sz w:val="20"/>
-              </w:rPr>
-              <w:t>Содержание</w:t>
-            </w:r>
-          </w:p>
-        </w:tc>
-        <w:tc>
-          <w:tcPr>
-            <w:tcW w:type="dxa" w:w="2880"/>
-            <w:shd w:fill="F97316" w:val="clear"/>
-          </w:tcPr>
-          <w:p>
-            <w:r>
-              <w:rPr>
-                <w:rFonts w:ascii="Times New Roman" w:hAnsi="Times New Roman"/>
-                <w:b/>
-                <w:color w:val="FFFFFF"/>
-                <w:sz w:val="20"/>
-              </w:rPr>
-              <w:t>Сроки</w:t>
-            </w:r>
-          </w:p>
-        </w:tc>
-      </w:tr>
-      <w:tr>
-        <w:tc>
-          <w:tcPr>
-            <w:tcW w:type="dxa" w:w="2880"/>
-            <w:shd w:fill="F8FAFC" w:val="clear"/>
-          </w:tcPr>
-          <w:p>
-            <w:r>
-              <w:rPr>
-                <w:rFonts w:ascii="Times New Roman" w:hAnsi="Times New Roman"/>
-                <w:sz w:val="20"/>
-              </w:rPr>
-              <w:t>1. Проектирование</w:t>
-            </w:r>
-          </w:p>
-        </w:tc>
-        <w:tc>
-          <w:tcPr>
-            <w:tcW w:type="dxa" w:w="2880"/>
-            <w:shd w:fill="F8FAFC" w:val="clear"/>
-          </w:tcPr>
-          <w:p>
-            <w:r>
-              <w:rPr>
-                <w:rFonts w:ascii="Times New Roman" w:hAnsi="Times New Roman"/>
-                <w:sz w:val="20"/>
-              </w:rPr>
-              <w:t>Разработка архитектуры, ER-диаграмма, API</w:t>
-            </w:r>
-          </w:p>
-        </w:tc>
-        <w:tc>
-          <w:tcPr>
-            <w:tcW w:type="dxa" w:w="2880"/>
-            <w:shd w:fill="F8FAFC" w:val="clear"/>
-          </w:tcPr>
-          <w:p>
-            <w:r>
-              <w:rPr>
-                <w:rFonts w:ascii="Times New Roman" w:hAnsi="Times New Roman"/>
-                <w:sz w:val="20"/>
-              </w:rPr>
-              <w:t>2 недели</w:t>
-            </w:r>
-          </w:p>
-        </w:tc>
-      </w:tr>
-      <w:tr>
-        <w:tc>
-          <w:tcPr>
-            <w:tcW w:type="dxa" w:w="2880"/>
-          </w:tcPr>
-          <w:p>
-            <w:r>
-              <w:rPr>
-                <w:rFonts w:ascii="Times New Roman" w:hAnsi="Times New Roman"/>
-                <w:sz w:val="20"/>
-              </w:rPr>
-              <w:t>2. Backend</w:t>
-            </w:r>
-          </w:p>
-        </w:tc>
-        <w:tc>
-          <w:tcPr>
-            <w:tcW w:type="dxa" w:w="2880"/>
-          </w:tcPr>
-          <w:p>
-            <w:r>
-              <w:rPr>
-                <w:rFonts w:ascii="Times New Roman" w:hAnsi="Times New Roman"/>
-                <w:sz w:val="20"/>
-              </w:rPr>
-              <w:t>Django REST API, модели, эндпоинты</w:t>
-            </w:r>
-          </w:p>
-        </w:tc>
-        <w:tc>
-          <w:tcPr>
-            <w:tcW w:type="dxa" w:w="2880"/>
-          </w:tcPr>
-          <w:p>
-            <w:r>
-              <w:rPr>
-                <w:rFonts w:ascii="Times New Roman" w:hAnsi="Times New Roman"/>
-                <w:sz w:val="20"/>
-              </w:rPr>
-              <w:t>3 недели</w:t>
-            </w:r>
-          </w:p>
-        </w:tc>
-      </w:tr>
-      <w:tr>
-        <w:tc>
-          <w:tcPr>
-            <w:tcW w:type="dxa" w:w="2880"/>
-            <w:shd w:fill="F8FAFC" w:val="clear"/>
-          </w:tcPr>
-          <w:p>
-            <w:r>
-              <w:rPr>
-                <w:rFonts w:ascii="Times New Roman" w:hAnsi="Times New Roman"/>
-                <w:sz w:val="20"/>
-              </w:rPr>
-              <w:t>3. Frontend</w:t>
-            </w:r>
-          </w:p>
-        </w:tc>
-        <w:tc>
-          <w:tcPr>
-            <w:tcW w:type="dxa" w:w="2880"/>
-            <w:shd w:fill="F8FAFC" w:val="clear"/>
-          </w:tcPr>
-          <w:p>
-            <w:r>
-              <w:rPr>
-                <w:rFonts w:ascii="Times New Roman" w:hAnsi="Times New Roman"/>
-                <w:sz w:val="20"/>
-              </w:rPr>
-              <w:t>React Native UI, навигация, компоненты</w:t>
-            </w:r>
-          </w:p>
-        </w:tc>
-        <w:tc>
-          <w:tcPr>
-            <w:tcW w:type="dxa" w:w="2880"/>
-            <w:shd w:fill="F8FAFC" w:val="clear"/>
-          </w:tcPr>
-          <w:p>
-            <w:r>
-              <w:rPr>
-                <w:rFonts w:ascii="Times New Roman" w:hAnsi="Times New Roman"/>
-                <w:sz w:val="20"/>
-              </w:rPr>
-              <w:t>3 недели</w:t>
-            </w:r>
-          </w:p>
-        </w:tc>
-      </w:tr>
-      <w:tr>
-        <w:tc>
-          <w:tcPr>
-            <w:tcW w:type="dxa" w:w="2880"/>
-          </w:tcPr>
-          <w:p>
-            <w:r>
-              <w:rPr>
-                <w:rFonts w:ascii="Times New Roman" w:hAnsi="Times New Roman"/>
-                <w:sz w:val="20"/>
-              </w:rPr>
-              <w:t>4. Интеграция</w:t>
-            </w:r>
-          </w:p>
-        </w:tc>
-        <w:tc>
-          <w:tcPr>
-            <w:tcW w:type="dxa" w:w="2880"/>
-          </w:tcPr>
-          <w:p>
-            <w:r>
-              <w:rPr>
-                <w:rFonts w:ascii="Times New Roman" w:hAnsi="Times New Roman"/>
-                <w:sz w:val="20"/>
-              </w:rPr>
-              <w:t>Steam API, Stratz API, тестирование</w:t>
-            </w:r>
-          </w:p>
-        </w:tc>
-        <w:tc>
-          <w:tcPr>
-            <w:tcW w:type="dxa" w:w="2880"/>
-          </w:tcPr>
-          <w:p>
-            <w:r>
-              <w:rPr>
-                <w:rFonts w:ascii="Times New Roman" w:hAnsi="Times New Roman"/>
-                <w:sz w:val="20"/>
-              </w:rPr>
-              <w:t>2 недели</w:t>
-            </w:r>
-          </w:p>
-        </w:tc>
-      </w:tr>
-      <w:tr>
-        <w:tc>
-          <w:tcPr>
-            <w:tcW w:type="dxa" w:w="2880"/>
-            <w:shd w:fill="F8FAFC" w:val="clear"/>
-          </w:tcPr>
-          <w:p>
-            <w:r>
-              <w:rPr>
-                <w:rFonts w:ascii="Times New Roman" w:hAnsi="Times New Roman"/>
-                <w:sz w:val="20"/>
-              </w:rPr>
-              <w:t>5. Тестирование</w:t>
-            </w:r>
-          </w:p>
-        </w:tc>
-        <w:tc>
-          <w:tcPr>
-            <w:tcW w:type="dxa" w:w="2880"/>
-            <w:shd w:fill="F8FAFC" w:val="clear"/>
-          </w:tcPr>
-          <w:p>
-            <w:r>
-              <w:rPr>
-                <w:rFonts w:ascii="Times New Roman" w:hAnsi="Times New Roman"/>
-                <w:sz w:val="20"/>
-              </w:rPr>
-              <w:t>Юзабилити-тестирование, баг-фикс</w:t>
-            </w:r>
-          </w:p>
-        </w:tc>
-        <w:tc>
-          <w:tcPr>
-            <w:tcW w:type="dxa" w:w="2880"/>
-            <w:shd w:fill="F8FAFC" w:val="clear"/>
-          </w:tcPr>
-          <w:p>
-            <w:r>
-              <w:rPr>
-                <w:rFonts w:ascii="Times New Roman" w:hAnsi="Times New Roman"/>
-                <w:sz w:val="20"/>
-              </w:rPr>
-              <w:t>1 неделя</w:t>
-            </w:r>
-          </w:p>
-        </w:tc>
-      </w:tr>
-      <w:tr>
-        <w:tc>
-          <w:tcPr>
-            <w:tcW w:type="dxa" w:w="2880"/>
-          </w:tcPr>
-          <w:p>
-            <w:r>
-              <w:rPr>
-                <w:rFonts w:ascii="Times New Roman" w:hAnsi="Times New Roman"/>
-                <w:sz w:val="20"/>
-              </w:rPr>
-              <w:t>6. Деплой</w:t>
-            </w:r>
-          </w:p>
-        </w:tc>
-        <w:tc>
-          <w:tcPr>
-            <w:tcW w:type="dxa" w:w="2880"/>
-          </w:tcPr>
-          <w:p>
-            <w:r>
-              <w:rPr>
-                <w:rFonts w:ascii="Times New Roman" w:hAnsi="Times New Roman"/>
-                <w:sz w:val="20"/>
-              </w:rPr>
-              <w:t>Настройка сервера, развертывание</w:t>
-            </w:r>
-          </w:p>
-        </w:tc>
-        <w:tc>
-          <w:tcPr>
-            <w:tcW w:type="dxa" w:w="2880"/>
-          </w:tcPr>
-          <w:p>
-            <w:r>
-              <w:rPr>
-                <w:rFonts w:ascii="Times New Roman" w:hAnsi="Times New Roman"/>
-                <w:sz w:val="20"/>
-              </w:rPr>
-              <w:t>1 неделя</w:t>
-            </w:r>
-          </w:p>
-        </w:tc>
-      </w:tr>
-    </w:tbl>
-    <w:p/>
-    <w:p>
-      <w:pPr>
-        <w:pStyle w:val="Heading1"/>
-      </w:pPr>
-      <w:r>
-        <w:rPr>
-          <w:color w:val="0F172A"/>
-        </w:rPr>
-        <w:t>6. Порядок контроля и приёмки</w:t>
-      </w:r>
-    </w:p>
-    <w:p>
-      <w:r>
-        <w:rPr>
-          <w:rFonts w:ascii="Times New Roman" w:hAnsi="Times New Roman"/>
-          <w:b w:val="0"/>
-          <w:i w:val="0"/>
-          <w:sz w:val="22"/>
-        </w:rPr>
-        <w:t>Приёмка программы осуществляется комиссией в составе:</w:t>
-      </w:r>
-    </w:p>
-    <w:p>
-      <w:r>
-        <w:rPr>
-          <w:rFonts w:ascii="Times New Roman" w:hAnsi="Times New Roman"/>
-          <w:b w:val="0"/>
-          <w:i w:val="0"/>
-          <w:sz w:val="22"/>
-        </w:rPr>
-        <w:t>• Заказчик (представитель заказчика)</w:t>
-      </w:r>
-    </w:p>
-    <w:p>
-      <w:r>
-        <w:rPr>
-          <w:rFonts w:ascii="Times New Roman" w:hAnsi="Times New Roman"/>
-          <w:b w:val="0"/>
-          <w:i w:val="0"/>
-          <w:sz w:val="22"/>
-        </w:rPr>
-        <w:t>• Разработчик (ведущий программист)</w:t>
-      </w:r>
-    </w:p>
-    <w:p>
-      <w:r>
-        <w:rPr>
-          <w:rFonts w:ascii="Times New Roman" w:hAnsi="Times New Roman"/>
-          <w:b w:val="0"/>
-          <w:i w:val="0"/>
-          <w:sz w:val="22"/>
-        </w:rPr>
-        <w:t>• Тестировщик</w:t>
-      </w:r>
-    </w:p>
-    <w:p>
-      <w:r>
-        <w:rPr>
-          <w:rFonts w:ascii="Times New Roman" w:hAnsi="Times New Roman"/>
-          <w:b w:val="0"/>
-          <w:i w:val="0"/>
-          <w:sz w:val="22"/>
-        </w:rPr>
-      </w:r>
-    </w:p>
-    <w:p>
-      <w:r>
-        <w:rPr>
-          <w:rFonts w:ascii="Times New Roman" w:hAnsi="Times New Roman"/>
-          <w:b/>
-          <w:i w:val="0"/>
-          <w:sz w:val="22"/>
-        </w:rPr>
-        <w:t>Критерии приёмки:</w:t>
-      </w:r>
-    </w:p>
-    <w:tbl>
-      <w:tblPr>
-        <w:tblStyle w:val="TableGrid"/>
-        <w:tblW w:type="auto" w:w="0"/>
-        <w:jc w:val="center"/>
-        <w:tblLook w:firstColumn="1" w:firstRow="1" w:lastColumn="0" w:lastRow="0" w:noHBand="0" w:noVBand="1" w:val="04A0"/>
-      </w:tblPr>
-      <w:tblGrid>
-        <w:gridCol w:w="4320"/>
-        <w:gridCol w:w="4320"/>
-      </w:tblGrid>
-      <w:tr>
-        <w:tc>
-          <w:tcPr>
-            <w:tcW w:type="dxa" w:w="4320"/>
-            <w:shd w:fill="F97316" w:val="clear"/>
-          </w:tcPr>
-          <w:p>
-            <w:r>
-              <w:rPr>
-                <w:rFonts w:ascii="Times New Roman" w:hAnsi="Times New Roman"/>
-                <w:b/>
-                <w:color w:val="FFFFFF"/>
-                <w:sz w:val="20"/>
-              </w:rPr>
-              <w:t>Критерий</w:t>
-            </w:r>
-          </w:p>
-        </w:tc>
-        <w:tc>
-          <w:tcPr>
-            <w:tcW w:type="dxa" w:w="4320"/>
-            <w:shd w:fill="F97316" w:val="clear"/>
-          </w:tcPr>
-          <w:p>
-            <w:r>
-              <w:rPr>
-                <w:rFonts w:ascii="Times New Roman" w:hAnsi="Times New Roman"/>
-                <w:b/>
-                <w:color w:val="FFFFFF"/>
-                <w:sz w:val="20"/>
-              </w:rPr>
-              <w:t>Требование</w:t>
-            </w:r>
-          </w:p>
-        </w:tc>
-      </w:tr>
-      <w:tr>
-        <w:tc>
-          <w:tcPr>
-            <w:tcW w:type="dxa" w:w="4320"/>
-            <w:shd w:fill="F8FAFC" w:val="clear"/>
-          </w:tcPr>
-          <w:p>
-            <w:r>
-              <w:rPr>
-                <w:rFonts w:ascii="Times New Roman" w:hAnsi="Times New Roman"/>
-                <w:sz w:val="20"/>
-              </w:rPr>
-              <w:t>Работоспособность</w:t>
-            </w:r>
-          </w:p>
-        </w:tc>
-        <w:tc>
-          <w:tcPr>
-            <w:tcW w:type="dxa" w:w="4320"/>
-            <w:shd w:fill="F8FAFC" w:val="clear"/>
-          </w:tcPr>
-          <w:p>
-            <w:r>
-              <w:rPr>
-                <w:rFonts w:ascii="Times New Roman" w:hAnsi="Times New Roman"/>
-                <w:sz w:val="20"/>
-              </w:rPr>
-              <w:t>Все функции работают без критических ошибок</w:t>
-            </w:r>
-          </w:p>
-        </w:tc>
-      </w:tr>
-      <w:tr>
-        <w:tc>
-          <w:tcPr>
-            <w:tcW w:type="dxa" w:w="4320"/>
-          </w:tcPr>
-          <w:p>
-            <w:r>
-              <w:rPr>
-                <w:rFonts w:ascii="Times New Roman" w:hAnsi="Times New Roman"/>
-                <w:sz w:val="20"/>
-              </w:rPr>
-              <w:t>Производительность</w:t>
-            </w:r>
-          </w:p>
-        </w:tc>
-        <w:tc>
-          <w:tcPr>
-            <w:tcW w:type="dxa" w:w="4320"/>
-          </w:tcPr>
-          <w:p>
-            <w:r>
-              <w:rPr>
-                <w:rFonts w:ascii="Times New Roman" w:hAnsi="Times New Roman"/>
-                <w:sz w:val="20"/>
-              </w:rPr>
-              <w:t>Время загрузки не более 3 секунд</w:t>
-            </w:r>
-          </w:p>
-        </w:tc>
-      </w:tr>
-      <w:tr>
-        <w:tc>
-          <w:tcPr>
-            <w:tcW w:type="dxa" w:w="4320"/>
-            <w:shd w:fill="F8FAFC" w:val="clear"/>
-          </w:tcPr>
-          <w:p>
-            <w:r>
-              <w:rPr>
-                <w:rFonts w:ascii="Times New Roman" w:hAnsi="Times New Roman"/>
-                <w:sz w:val="20"/>
-              </w:rPr>
-              <w:t>Удобство использования</w:t>
-            </w:r>
-          </w:p>
-        </w:tc>
-        <w:tc>
-          <w:tcPr>
-            <w:tcW w:type="dxa" w:w="4320"/>
-            <w:shd w:fill="F8FAFC" w:val="clear"/>
-          </w:tcPr>
-          <w:p>
-            <w:r>
-              <w:rPr>
-                <w:rFonts w:ascii="Times New Roman" w:hAnsi="Times New Roman"/>
-                <w:sz w:val="20"/>
-              </w:rPr>
-              <w:t>Успешное прохождение сценариев</w:t>
-            </w:r>
-          </w:p>
-        </w:tc>
-      </w:tr>
-      <w:tr>
-        <w:tc>
-          <w:tcPr>
-            <w:tcW w:type="dxa" w:w="4320"/>
-          </w:tcPr>
-          <w:p>
-            <w:r>
-              <w:rPr>
-                <w:rFonts w:ascii="Times New Roman" w:hAnsi="Times New Roman"/>
-                <w:sz w:val="20"/>
-              </w:rPr>
-              <w:t>Безопасность</w:t>
-            </w:r>
-          </w:p>
-        </w:tc>
-        <w:tc>
-          <w:tcPr>
-            <w:tcW w:type="dxa" w:w="4320"/>
-          </w:tcPr>
-          <w:p>
-            <w:r>
-              <w:rPr>
-                <w:rFonts w:ascii="Times New Roman" w:hAnsi="Times New Roman"/>
-                <w:sz w:val="20"/>
-              </w:rPr>
-              <w:t>Авторизация через Steam работает корректно</w:t>
-            </w:r>
-          </w:p>
-        </w:tc>
-      </w:tr>
-    </w:tbl>
-    <w:p/>
     <w:sectPr>
       <w:pgSz w:w="12240" w:h="15840"/>
       <w:pgMar w:top="1440" w:right="1800" w:bottom="1440" w:left="1800" w:header="720" w:footer="720" w:gutter="0"/>
@@ -3857,7 +689,7 @@
     <w:rsid w:val="00FC693F"/>
     <w:rPr>
       <w:rFonts w:ascii="Times New Roman" w:hAnsi="Times New Roman"/>
-      <w:sz w:val="24"/>
+      <w:sz w:val="28"/>
     </w:rPr>
   </w:style>
   <w:style w:type="paragraph" w:styleId="Header">
